--- a/Supplementary material 20260816.docx
+++ b/Supplementary material 20260816.docx
@@ -50,8 +50,13 @@
       <w:r>
         <w:t xml:space="preserve"> isolates in </w:t>
       </w:r>
-      <w:r>
-        <w:t>Trmčić et al. (2015)</w:t>
+      <w:proofErr w:type="spellStart"/>
+      <w:r>
+        <w:t>Trmčić</w:t>
+      </w:r>
+      <w:proofErr w:type="spellEnd"/>
+      <w:r>
+        <w:t xml:space="preserve"> et al. (2015)</w:t>
       </w:r>
       <w:r>
         <w:t xml:space="preserve"> had a &gt;4 log increase after 21 d at 6°C.  </w:t>
@@ -179,7 +184,15 @@
         <w:t xml:space="preserve"> isolate that was part of the study by</w:t>
       </w:r>
       <w:r>
-        <w:t xml:space="preserve"> ​Trmčić et al. (2015)</w:t>
+        <w:t xml:space="preserve"> ​</w:t>
+      </w:r>
+      <w:proofErr w:type="spellStart"/>
+      <w:r>
+        <w:t>Trmčić</w:t>
+      </w:r>
+      <w:proofErr w:type="spellEnd"/>
+      <w:r>
+        <w:t xml:space="preserve"> et al. (2015)</w:t>
       </w:r>
       <w:r>
         <w:t xml:space="preserve"> </w:t>
@@ -262,7 +275,15 @@
         <w:t xml:space="preserve">isolates may be able to grow at 6°C. The specific growth category was determined </w:t>
       </w:r>
       <w:r>
-        <w:t>using the doubling time reported in Medvedova et al. (2012)</w:t>
+        <w:t xml:space="preserve">using the doubling time reported in </w:t>
+      </w:r>
+      <w:proofErr w:type="spellStart"/>
+      <w:r>
+        <w:t>Medvedova</w:t>
+      </w:r>
+      <w:proofErr w:type="spellEnd"/>
+      <w:r>
+        <w:t xml:space="preserve"> et al. (2012)</w:t>
       </w:r>
       <w:r>
         <w:t xml:space="preserve"> </w:t>
@@ -1011,12 +1032,21 @@
         </w:sdtPr>
         <w:sdtEndPr/>
         <w:sdtContent>
+          <w:proofErr w:type="spellStart"/>
           <w:r>
             <w:rPr>
               <w:rFonts w:cs="Times New Roman"/>
               <w:color w:val="000000"/>
             </w:rPr>
-            <w:t>Corroler et al. (1998)</w:t>
+            <w:t>Corroler</w:t>
+          </w:r>
+          <w:proofErr w:type="spellEnd"/>
+          <w:r>
+            <w:rPr>
+              <w:rFonts w:cs="Times New Roman"/>
+              <w:color w:val="000000"/>
+            </w:rPr>
+            <w:t xml:space="preserve"> et al. (1998)</w:t>
           </w:r>
         </w:sdtContent>
       </w:sdt>
@@ -1032,11 +1062,16 @@
       <w:r>
         <w:t xml:space="preserve"> of </w:t>
       </w:r>
+      <w:proofErr w:type="spellStart"/>
       <w:r>
         <w:t>l</w:t>
       </w:r>
       <w:r>
-        <w:t xml:space="preserve">actococci </w:t>
+        <w:t>actococci</w:t>
+      </w:r>
+      <w:proofErr w:type="spellEnd"/>
+      <w:r>
+        <w:t xml:space="preserve"> </w:t>
       </w:r>
       <w:r>
         <w:t>isolates from raw milk in their study were</w:t>
@@ -1049,8 +1084,17 @@
           <w:i/>
           <w:iCs/>
         </w:rPr>
-        <w:t>L. cremoris</w:t>
-      </w:r>
+        <w:t xml:space="preserve">L. </w:t>
+      </w:r>
+      <w:proofErr w:type="spellStart"/>
+      <w:r>
+        <w:rPr>
+          <w:i/>
+          <w:iCs/>
+        </w:rPr>
+        <w:t>cremoris</w:t>
+      </w:r>
+      <w:proofErr w:type="spellEnd"/>
       <w:r>
         <w:t xml:space="preserve"> </w:t>
       </w:r>
@@ -1152,12 +1196,21 @@
         </w:sdtPr>
         <w:sdtEndPr/>
         <w:sdtContent>
+          <w:proofErr w:type="spellStart"/>
           <w:r>
             <w:rPr>
               <w:rFonts w:cs="Times New Roman"/>
               <w:color w:val="000000"/>
             </w:rPr>
-            <w:t>Trmčić et al. (2015)</w:t>
+            <w:t>Trmčić</w:t>
+          </w:r>
+          <w:proofErr w:type="spellEnd"/>
+          <w:r>
+            <w:rPr>
+              <w:rFonts w:cs="Times New Roman"/>
+              <w:color w:val="000000"/>
+            </w:rPr>
+            <w:t xml:space="preserve"> et al. (2015)</w:t>
           </w:r>
         </w:sdtContent>
       </w:sdt>
@@ -1215,8 +1268,13 @@
       <w:r>
         <w:t xml:space="preserve"> </w:t>
       </w:r>
-      <w:r>
-        <w:t xml:space="preserve">In a given lot, when </w:t>
+      <w:proofErr w:type="gramStart"/>
+      <w:r>
+        <w:t>In a given</w:t>
+      </w:r>
+      <w:proofErr w:type="gramEnd"/>
+      <w:r>
+        <w:t xml:space="preserve"> lot, when </w:t>
       </w:r>
       <w:r>
         <w:rPr>
@@ -1285,7 +1343,15 @@
         <w:t>I</w:t>
       </w:r>
       <w:r>
-        <w:t>n ​Trmčić et al. (2015)</w:t>
+        <w:t>n ​</w:t>
+      </w:r>
+      <w:proofErr w:type="spellStart"/>
+      <w:r>
+        <w:t>Trmčić</w:t>
+      </w:r>
+      <w:proofErr w:type="spellEnd"/>
+      <w:r>
+        <w:t> et al. (2015)</w:t>
       </w:r>
       <w:r>
         <w:t xml:space="preserve"> an </w:t>
@@ -1310,7 +1376,15 @@
         <w:t>Streptococcus</w:t>
       </w:r>
       <w:r>
-        <w:t xml:space="preserve"> isolates showed proteolytic activity at 30 °C, 33% showed proteolytic activity at 10°C and 17% showed proteolytic activity at 4°C. Hence, 20% was chosen as the proportion of </w:t>
+        <w:t xml:space="preserve"> isolates showed proteolytic activity at 30 °C, 33% showed proteolytic activity at 10°C and 17% showed proteolytic activity at 4°C. Hence, 20% </w:t>
+      </w:r>
+      <w:proofErr w:type="gramStart"/>
+      <w:r>
+        <w:t>was</w:t>
+      </w:r>
+      <w:proofErr w:type="gramEnd"/>
+      <w:r>
+        <w:t xml:space="preserve"> chosen as the proportion of </w:t>
       </w:r>
       <w:r>
         <w:rPr>
@@ -1393,7 +1467,15 @@
         <w:t>1.5-3.3 log increase at 4°C with lag time of 7d</w:t>
       </w:r>
       <w:r>
-        <w:t>. Calculations with Ratkowsky’s square root model</w:t>
+        <w:t xml:space="preserve">. Calculations with </w:t>
+      </w:r>
+      <w:proofErr w:type="spellStart"/>
+      <w:r>
+        <w:t>Ratkowsky’s</w:t>
+      </w:r>
+      <w:proofErr w:type="spellEnd"/>
+      <w:r>
+        <w:t xml:space="preserve"> square root model</w:t>
       </w:r>
       <w:r>
         <w:t xml:space="preserve">. </w:t>
@@ -2384,7 +2466,23 @@
         <w:t>lates into</w:t>
       </w:r>
       <w:r>
-        <w:t> mumax of 0.29-0.32 log/d and 4.4 d lag at 6°C, estimated with Ratkowsky’s square root model  </w:t>
+        <w:t> </w:t>
+      </w:r>
+      <w:proofErr w:type="spellStart"/>
+      <w:r>
+        <w:t>mumax</w:t>
+      </w:r>
+      <w:proofErr w:type="spellEnd"/>
+      <w:r>
+        <w:t xml:space="preserve"> of 0.29-0.32 log/d and 4.4 d lag at 6°C, estimated with </w:t>
+      </w:r>
+      <w:proofErr w:type="spellStart"/>
+      <w:r>
+        <w:t>Ratkowsky’s</w:t>
+      </w:r>
+      <w:proofErr w:type="spellEnd"/>
+      <w:r>
+        <w:t xml:space="preserve"> square root model  </w:t>
       </w:r>
     </w:p>
     <w:p>
@@ -2440,12 +2538,21 @@
         </w:sdtPr>
         <w:sdtEndPr/>
         <w:sdtContent>
+          <w:proofErr w:type="spellStart"/>
           <w:r>
             <w:rPr>
               <w:rFonts w:cs="Times New Roman"/>
               <w:color w:val="000000"/>
             </w:rPr>
-            <w:t>Vinderola et al. (2002)</w:t>
+            <w:t>Vinderola</w:t>
+          </w:r>
+          <w:proofErr w:type="spellEnd"/>
+          <w:r>
+            <w:rPr>
+              <w:rFonts w:cs="Times New Roman"/>
+              <w:color w:val="000000"/>
+            </w:rPr>
+            <w:t xml:space="preserve"> et al. (2002)</w:t>
           </w:r>
         </w:sdtContent>
       </w:sdt>
@@ -2454,14 +2561,30 @@
           <w:rFonts w:cs="Times New Roman"/>
           <w:color w:val="000000"/>
         </w:rPr>
-        <w:t xml:space="preserve"> exhibited a </w:t>
-      </w:r>
+        <w:t xml:space="preserve"> exhibited </w:t>
+      </w:r>
+      <w:proofErr w:type="gramStart"/>
       <w:r>
         <w:rPr>
           <w:rFonts w:cs="Times New Roman"/>
           <w:color w:val="000000"/>
         </w:rPr>
-        <w:t xml:space="preserve">either a decrease or an </w:t>
+        <w:t xml:space="preserve">a </w:t>
+      </w:r>
+      <w:r>
+        <w:rPr>
+          <w:rFonts w:cs="Times New Roman"/>
+          <w:color w:val="000000"/>
+        </w:rPr>
+        <w:t>either</w:t>
+      </w:r>
+      <w:proofErr w:type="gramEnd"/>
+      <w:r>
+        <w:rPr>
+          <w:rFonts w:cs="Times New Roman"/>
+          <w:color w:val="000000"/>
+        </w:rPr>
+        <w:t xml:space="preserve"> a decrease or an </w:t>
       </w:r>
       <w:r>
         <w:t>&lt;1 log increase after 4 weeks at 5°C </w:t>
@@ -2470,7 +2593,15 @@
         <w:t>.</w:t>
       </w:r>
       <w:r>
-        <w:t xml:space="preserve"> The strain with the highest increase had an increase of 0.96 log CFU/mL over the course of the experiment. Assuming log-linear growth, this would translate to 0.72 log CFU/mL increase after 21 days. </w:t>
+        <w:t xml:space="preserve"> The strain with the highest increase had an increase of </w:t>
+      </w:r>
+      <w:proofErr w:type="gramStart"/>
+      <w:r>
+        <w:t>0.96 log</w:t>
+      </w:r>
+      <w:proofErr w:type="gramEnd"/>
+      <w:r>
+        <w:t xml:space="preserve"> CFU/mL over the course of the experiment. Assuming log-linear growth, this would translate to 0.72 log CFU/mL increase after 21 days. </w:t>
       </w:r>
     </w:p>
     <w:p/>
@@ -2697,12 +2828,21 @@
       <w:pPr>
         <w:pStyle w:val="Heading2"/>
       </w:pPr>
+      <w:proofErr w:type="spellStart"/>
       <w:r>
         <w:rPr>
           <w:i/>
           <w:iCs/>
         </w:rPr>
-        <w:t xml:space="preserve">Aerococcus </w:t>
+        <w:t>Aerococcus</w:t>
+      </w:r>
+      <w:proofErr w:type="spellEnd"/>
+      <w:r>
+        <w:rPr>
+          <w:i/>
+          <w:iCs/>
+        </w:rPr>
+        <w:t xml:space="preserve"> </w:t>
       </w:r>
       <w:r>
         <w:t>(100% growth group C)</w:t>
@@ -3148,6 +3288,7 @@
       <w:r>
         <w:t xml:space="preserve">With the adjusted parameters, we expect a 2.92 log growth after 21 d at 6°C, placing </w:t>
       </w:r>
+      <w:proofErr w:type="spellStart"/>
       <w:r>
         <w:rPr>
           <w:i/>
@@ -3155,6 +3296,7 @@
         </w:rPr>
         <w:t>Aerococcus</w:t>
       </w:r>
+      <w:proofErr w:type="spellEnd"/>
       <w:r>
         <w:t xml:space="preserve"> in growth group C.</w:t>
       </w:r>
@@ -3228,12 +3370,21 @@
         </w:sdtPr>
         <w:sdtEndPr/>
         <w:sdtContent>
+          <w:proofErr w:type="spellStart"/>
           <w:r>
             <w:rPr>
               <w:rFonts w:cs="Times New Roman"/>
               <w:color w:val="000000"/>
             </w:rPr>
-            <w:t>Trmčić et al. (2015)</w:t>
+            <w:t>Trmčić</w:t>
+          </w:r>
+          <w:proofErr w:type="spellEnd"/>
+          <w:r>
+            <w:rPr>
+              <w:rFonts w:cs="Times New Roman"/>
+              <w:color w:val="000000"/>
+            </w:rPr>
+            <w:t xml:space="preserve"> et al. (2015)</w:t>
           </w:r>
         </w:sdtContent>
       </w:sdt>
@@ -3258,12 +3409,21 @@
         </w:sdtPr>
         <w:sdtEndPr/>
         <w:sdtContent>
+          <w:proofErr w:type="spellStart"/>
           <w:r>
             <w:rPr>
               <w:rFonts w:cs="Times New Roman"/>
               <w:color w:val="000000"/>
             </w:rPr>
-            <w:t>Trmčić et al. (2015)</w:t>
+            <w:t>Trmčić</w:t>
+          </w:r>
+          <w:proofErr w:type="spellEnd"/>
+          <w:r>
+            <w:rPr>
+              <w:rFonts w:cs="Times New Roman"/>
+              <w:color w:val="000000"/>
+            </w:rPr>
+            <w:t xml:space="preserve"> et al. (2015)</w:t>
           </w:r>
         </w:sdtContent>
       </w:sdt>
@@ -3393,11 +3553,22 @@
           <w:iCs/>
           <w:color w:val="000000"/>
         </w:rPr>
-        <w:t>B. weihenstephanensis</w:t>
-      </w:r>
+        <w:t xml:space="preserve">B. </w:t>
+      </w:r>
+      <w:proofErr w:type="spellStart"/>
       <w:r>
         <w:rPr>
           <w:rFonts w:cs="Times New Roman"/>
+          <w:i/>
+          <w:iCs/>
+          <w:color w:val="000000"/>
+        </w:rPr>
+        <w:t>weihenstephanensis</w:t>
+      </w:r>
+      <w:proofErr w:type="spellEnd"/>
+      <w:r>
+        <w:rPr>
+          <w:rFonts w:cs="Times New Roman"/>
           <w:color w:val="000000"/>
         </w:rPr>
         <w:t>;</w:t>
@@ -3407,7 +3578,23 @@
           <w:rFonts w:cs="Times New Roman"/>
           <w:color w:val="000000"/>
         </w:rPr>
-        <w:t xml:space="preserve"> rpoB AT3</w:t>
+        <w:t xml:space="preserve"> </w:t>
+      </w:r>
+      <w:proofErr w:type="spellStart"/>
+      <w:r>
+        <w:rPr>
+          <w:rFonts w:cs="Times New Roman"/>
+          <w:color w:val="000000"/>
+        </w:rPr>
+        <w:t>rpoB</w:t>
+      </w:r>
+      <w:proofErr w:type="spellEnd"/>
+      <w:r>
+        <w:rPr>
+          <w:rFonts w:cs="Times New Roman"/>
+          <w:color w:val="000000"/>
+        </w:rPr>
+        <w:t xml:space="preserve"> AT3</w:t>
       </w:r>
       <w:r>
         <w:rPr>
@@ -3509,12 +3696,21 @@
         </w:rPr>
         <w:t xml:space="preserve">, </w:t>
       </w:r>
+      <w:proofErr w:type="spellStart"/>
       <w:r>
         <w:rPr>
           <w:rFonts w:cs="Times New Roman"/>
           <w:color w:val="000000"/>
         </w:rPr>
-        <w:t>rpoB AT 3,</w:t>
+        <w:t>rpoB</w:t>
+      </w:r>
+      <w:proofErr w:type="spellEnd"/>
+      <w:r>
+        <w:rPr>
+          <w:rFonts w:cs="Times New Roman"/>
+          <w:color w:val="000000"/>
+        </w:rPr>
+        <w:t xml:space="preserve"> AT 3,</w:t>
       </w:r>
       <w:r>
         <w:rPr>
@@ -3672,7 +3868,15 @@
         <w:t xml:space="preserve">for growth group D </w:t>
       </w:r>
       <w:r>
-        <w:t xml:space="preserve">and rpoB allelic type frequency for this taxon were sourced from </w:t>
+        <w:t xml:space="preserve">and </w:t>
+      </w:r>
+      <w:proofErr w:type="spellStart"/>
+      <w:r>
+        <w:t>rpoB</w:t>
+      </w:r>
+      <w:proofErr w:type="spellEnd"/>
+      <w:r>
+        <w:t xml:space="preserve"> allelic type frequency for this taxon were sourced from </w:t>
       </w:r>
       <w:sdt>
         <w:sdtPr>
@@ -3759,39 +3963,73 @@
     </w:p>
     <w:p>
       <w:r>
-        <w:t>This is an anaerobic taxon, therefore no growth is expected under milk storage conditions, which are aerobic.</w:t>
+        <w:t xml:space="preserve">This is an anaerobic </w:t>
+      </w:r>
+      <w:proofErr w:type="gramStart"/>
+      <w:r>
+        <w:t>taxon,</w:t>
+      </w:r>
+      <w:proofErr w:type="gramEnd"/>
+      <w:r>
+        <w:t xml:space="preserve"> therefore no growth is expected under milk storage conditions, which are aerobic.</w:t>
       </w:r>
     </w:p>
     <w:p>
       <w:pPr>
         <w:pStyle w:val="Heading2"/>
       </w:pPr>
+      <w:proofErr w:type="spellStart"/>
       <w:r>
         <w:rPr>
           <w:i/>
           <w:iCs/>
         </w:rPr>
-        <w:t xml:space="preserve">Ruminococcaceae </w:t>
-      </w:r>
-      <w:r>
-        <w:t>(100% growth group A)</w:t>
-      </w:r>
-    </w:p>
-    <w:p>
-      <w:r>
-        <w:t>This is an anaerobic taxon, therefore no growth is expected under milk storage conditions, which are aerobic.</w:t>
-      </w:r>
-    </w:p>
-    <w:p>
-      <w:pPr>
-        <w:pStyle w:val="Heading2"/>
-      </w:pPr>
+        <w:t>Ruminococcaceae</w:t>
+      </w:r>
+      <w:proofErr w:type="spellEnd"/>
       <w:r>
         <w:rPr>
           <w:i/>
           <w:iCs/>
         </w:rPr>
-        <w:t xml:space="preserve">Psychrobacter </w:t>
+        <w:t xml:space="preserve"> </w:t>
+      </w:r>
+      <w:r>
+        <w:t>(100% growth group A)</w:t>
+      </w:r>
+    </w:p>
+    <w:p>
+      <w:r>
+        <w:t xml:space="preserve">This is an anaerobic </w:t>
+      </w:r>
+      <w:proofErr w:type="gramStart"/>
+      <w:r>
+        <w:t>taxon,</w:t>
+      </w:r>
+      <w:proofErr w:type="gramEnd"/>
+      <w:r>
+        <w:t xml:space="preserve"> therefore no growth is expected under milk storage conditions, which are aerobic.</w:t>
+      </w:r>
+    </w:p>
+    <w:p>
+      <w:pPr>
+        <w:pStyle w:val="Heading2"/>
+      </w:pPr>
+      <w:proofErr w:type="spellStart"/>
+      <w:r>
+        <w:rPr>
+          <w:i/>
+          <w:iCs/>
+        </w:rPr>
+        <w:t>Psychrobacter</w:t>
+      </w:r>
+      <w:proofErr w:type="spellEnd"/>
+      <w:r>
+        <w:rPr>
+          <w:i/>
+          <w:iCs/>
+        </w:rPr>
+        <w:t xml:space="preserve"> </w:t>
       </w:r>
       <w:r>
         <w:t>(100% growth group A)</w:t>
@@ -3834,7 +4072,15 @@
         </w:sdtContent>
       </w:sdt>
       <w:r>
-        <w:t xml:space="preserve"> and therefore was assigned to growth group D (high growth), however we were not able to find quantitative growth data from experiments on this specific taxon</w:t>
+        <w:t xml:space="preserve"> and therefore was assigned to growth group D (high growth), however we </w:t>
+      </w:r>
+      <w:proofErr w:type="gramStart"/>
+      <w:r>
+        <w:t>were not able to</w:t>
+      </w:r>
+      <w:proofErr w:type="gramEnd"/>
+      <w:r>
+        <w:t xml:space="preserve"> find quantitative growth data from experiments on this specific taxon</w:t>
       </w:r>
       <w:r>
         <w:t xml:space="preserve">. </w:t>
@@ -3957,31 +4203,48 @@
       <w:pPr>
         <w:pStyle w:val="Heading2"/>
       </w:pPr>
+      <w:proofErr w:type="spellStart"/>
       <w:r>
         <w:rPr>
           <w:i/>
           <w:iCs/>
         </w:rPr>
-        <w:t xml:space="preserve">Rikenellaceae </w:t>
-      </w:r>
-      <w:r>
-        <w:t>(100% growth group A)</w:t>
-      </w:r>
-    </w:p>
-    <w:p>
-      <w:r>
-        <w:t>This is an anaerobic taxon, therefore no growth is expected under milk storage conditions, which are aerobic.</w:t>
-      </w:r>
-    </w:p>
-    <w:p>
-      <w:pPr>
-        <w:pStyle w:val="Heading2"/>
-      </w:pPr>
+        <w:t>Rikenellaceae</w:t>
+      </w:r>
+      <w:proofErr w:type="spellEnd"/>
       <w:r>
         <w:rPr>
           <w:i/>
           <w:iCs/>
         </w:rPr>
+        <w:t xml:space="preserve"> </w:t>
+      </w:r>
+      <w:r>
+        <w:t>(100% growth group A)</w:t>
+      </w:r>
+    </w:p>
+    <w:p>
+      <w:r>
+        <w:t xml:space="preserve">This is an anaerobic </w:t>
+      </w:r>
+      <w:proofErr w:type="gramStart"/>
+      <w:r>
+        <w:t>taxon,</w:t>
+      </w:r>
+      <w:proofErr w:type="gramEnd"/>
+      <w:r>
+        <w:t xml:space="preserve"> therefore no growth is expected under milk storage conditions, which are aerobic.</w:t>
+      </w:r>
+    </w:p>
+    <w:p>
+      <w:pPr>
+        <w:pStyle w:val="Heading2"/>
+      </w:pPr>
+      <w:r>
+        <w:rPr>
+          <w:i/>
+          <w:iCs/>
+        </w:rPr>
         <w:t xml:space="preserve">Leuconostoc </w:t>
       </w:r>
       <w:r>
@@ -3999,7 +4262,15 @@
         <w:t xml:space="preserve"> after 21 d at 6°C</w:t>
       </w:r>
       <w:r>
-        <w:t xml:space="preserve"> in ​Trmčić et al. </w:t>
+        <w:t xml:space="preserve"> in ​</w:t>
+      </w:r>
+      <w:proofErr w:type="spellStart"/>
+      <w:r>
+        <w:t>Trmčić</w:t>
+      </w:r>
+      <w:proofErr w:type="spellEnd"/>
+      <w:r>
+        <w:t xml:space="preserve"> et al. </w:t>
       </w:r>
       <w:r>
         <w:t>(</w:t>
@@ -4019,6 +4290,7 @@
           <w:szCs w:val="30"/>
         </w:rPr>
       </w:pPr>
+      <w:proofErr w:type="spellStart"/>
       <w:r>
         <w:rPr>
           <w:i/>
@@ -4026,6 +4298,7 @@
         </w:rPr>
         <w:t>Chryseobacterium</w:t>
       </w:r>
+      <w:proofErr w:type="spellEnd"/>
       <w:r>
         <w:rPr>
           <w:i/>
@@ -4056,12 +4329,21 @@
         </w:sdtPr>
         <w:sdtEndPr/>
         <w:sdtContent>
+          <w:proofErr w:type="spellStart"/>
           <w:r>
             <w:rPr>
               <w:rFonts w:cs="Times New Roman"/>
               <w:color w:val="000000"/>
             </w:rPr>
-            <w:t>Hantsis-Zacharov et al. (2008)</w:t>
+            <w:t>Hantsis</w:t>
+          </w:r>
+          <w:proofErr w:type="spellEnd"/>
+          <w:r>
+            <w:rPr>
+              <w:rFonts w:cs="Times New Roman"/>
+              <w:color w:val="000000"/>
+            </w:rPr>
+            <w:t>-Zacharov et al. (2008)</w:t>
           </w:r>
         </w:sdtContent>
       </w:sdt>
@@ -4095,6 +4377,7 @@
       <w:r>
         <w:t xml:space="preserve"> of </w:t>
       </w:r>
+      <w:proofErr w:type="spellStart"/>
       <w:r>
         <w:rPr>
           <w:i/>
@@ -4102,6 +4385,7 @@
         </w:rPr>
         <w:t>Chryseobacterium</w:t>
       </w:r>
+      <w:proofErr w:type="spellEnd"/>
       <w:r>
         <w:t xml:space="preserve"> at 7°C,</w:t>
       </w:r>
@@ -4124,7 +4408,15 @@
         <w:t> ​</w:t>
       </w:r>
       <w:r>
-        <w:t xml:space="preserve">We decided to sort Chryseobacterium into category D (high growth). Since quantitative growth data were not </w:t>
+        <w:t xml:space="preserve">We decided to sort </w:t>
+      </w:r>
+      <w:proofErr w:type="spellStart"/>
+      <w:r>
+        <w:t>Chryseobacterium</w:t>
+      </w:r>
+      <w:proofErr w:type="spellEnd"/>
+      <w:r>
+        <w:t xml:space="preserve"> into category D (high growth). Since quantitative growth data were not </w:t>
       </w:r>
       <w:r>
         <w:lastRenderedPageBreak/>
@@ -4138,31 +4430,53 @@
       <w:pPr>
         <w:pStyle w:val="Heading2"/>
       </w:pPr>
+      <w:proofErr w:type="spellStart"/>
+      <w:proofErr w:type="gramStart"/>
       <w:r>
         <w:rPr>
           <w:i/>
           <w:iCs/>
         </w:rPr>
-        <w:t xml:space="preserve">Paeniclostridium </w:t>
-      </w:r>
-      <w:r>
-        <w:t>((100% growth group A)</w:t>
-      </w:r>
-    </w:p>
-    <w:p>
-      <w:r>
-        <w:t>This is an anaerobic taxon, therefore no growth is expected under milk storage conditions, which are aerobic.</w:t>
-      </w:r>
-    </w:p>
-    <w:p>
-      <w:pPr>
-        <w:pStyle w:val="Heading2"/>
-      </w:pPr>
+        <w:t>Paeniclostridium</w:t>
+      </w:r>
+      <w:proofErr w:type="spellEnd"/>
       <w:r>
         <w:rPr>
           <w:i/>
           <w:iCs/>
         </w:rPr>
+        <w:t xml:space="preserve"> </w:t>
+      </w:r>
+      <w:r>
+        <w:t>((</w:t>
+      </w:r>
+      <w:proofErr w:type="gramEnd"/>
+      <w:r>
+        <w:t>100% growth group A)</w:t>
+      </w:r>
+    </w:p>
+    <w:p>
+      <w:r>
+        <w:t xml:space="preserve">This is an anaerobic </w:t>
+      </w:r>
+      <w:proofErr w:type="gramStart"/>
+      <w:r>
+        <w:t>taxon,</w:t>
+      </w:r>
+      <w:proofErr w:type="gramEnd"/>
+      <w:r>
+        <w:t xml:space="preserve"> therefore no growth is expected under milk storage conditions, which are aerobic.</w:t>
+      </w:r>
+    </w:p>
+    <w:p>
+      <w:pPr>
+        <w:pStyle w:val="Heading2"/>
+      </w:pPr>
+      <w:r>
+        <w:rPr>
+          <w:i/>
+          <w:iCs/>
+        </w:rPr>
         <w:t xml:space="preserve">Paenibacillus </w:t>
       </w:r>
       <w:r>
@@ -4173,9 +4487,11 @@
       <w:r>
         <w:t xml:space="preserve">The growth parameters and </w:t>
       </w:r>
+      <w:proofErr w:type="spellStart"/>
       <w:r>
         <w:t>rpoB</w:t>
       </w:r>
+      <w:proofErr w:type="spellEnd"/>
       <w:r>
         <w:t xml:space="preserve"> allelic type frequency for this taxon were sourced from </w:t>
       </w:r>
@@ -4293,7 +4609,15 @@
         <w:t xml:space="preserve"> </w:t>
       </w:r>
       <w:r>
-        <w:t>0.0064 and 0.016 log cfu/mL/h at 8°C ​</w:t>
+        <w:t>0.0064 and 0.016 log </w:t>
+      </w:r>
+      <w:proofErr w:type="spellStart"/>
+      <w:r>
+        <w:t>cfu</w:t>
+      </w:r>
+      <w:proofErr w:type="spellEnd"/>
+      <w:r>
+        <w:t>/mL/h at 8°C ​</w:t>
       </w:r>
       <w:r>
         <w:t xml:space="preserve">without a lag phase </w:t>
@@ -4315,12 +4639,21 @@
         </w:sdtPr>
         <w:sdtEndPr/>
         <w:sdtContent>
+          <w:proofErr w:type="spellStart"/>
           <w:r>
             <w:rPr>
               <w:rFonts w:cs="Times New Roman"/>
               <w:color w:val="000000"/>
             </w:rPr>
-            <w:t>Bellassi et al. (2020)</w:t>
+            <w:t>Bellassi</w:t>
+          </w:r>
+          <w:proofErr w:type="spellEnd"/>
+          <w:r>
+            <w:rPr>
+              <w:rFonts w:cs="Times New Roman"/>
+              <w:color w:val="000000"/>
+            </w:rPr>
+            <w:t xml:space="preserve"> et al. (2020)</w:t>
           </w:r>
         </w:sdtContent>
       </w:sdt>
@@ -4802,8 +5135,17 @@
           <w:rFonts w:cs="Times New Roman"/>
           <w:color w:val="000000"/>
         </w:rPr>
-        <w:t xml:space="preserve"> microfiltered milk from which mostly</w:t>
-      </w:r>
+        <w:t xml:space="preserve"> microfiltered milk from </w:t>
+      </w:r>
+      <w:proofErr w:type="gramStart"/>
+      <w:r>
+        <w:rPr>
+          <w:rFonts w:cs="Times New Roman"/>
+          <w:color w:val="000000"/>
+        </w:rPr>
+        <w:t>which mostly</w:t>
+      </w:r>
+      <w:proofErr w:type="gramEnd"/>
       <w:r>
         <w:rPr>
           <w:rFonts w:cs="Times New Roman"/>
@@ -4887,6 +5229,7 @@
         <w:t xml:space="preserve"> relative abundance, bacterial concentration in BTRM and the bacterial concentration and spoiled container proportion on shelf-life day 21</w:t>
       </w:r>
     </w:p>
+    <w:p/>
     <w:p>
       <w:r>
         <w:t>Linear:</w:t>
@@ -4960,14 +5303,65 @@
           <w:szCs w:val="18"/>
         </w:rPr>
       </w:pPr>
-      <w:r>
-        <w:rPr>
-          <w:rFonts w:ascii="Consolas" w:eastAsia="Times New Roman" w:hAnsi="Consolas" w:cs="Courier New"/>
-          <w:color w:val="000000"/>
-          <w:sz w:val="18"/>
-          <w:szCs w:val="18"/>
-        </w:rPr>
-        <w:t xml:space="preserve">lm(formula = log10sumN ~ log10(CFUlotini) + Paenibacillus_Rel_ab + </w:t>
+      <w:proofErr w:type="spellStart"/>
+      <w:r>
+        <w:rPr>
+          <w:rFonts w:ascii="Consolas" w:eastAsia="Times New Roman" w:hAnsi="Consolas" w:cs="Courier New"/>
+          <w:color w:val="000000"/>
+          <w:sz w:val="18"/>
+          <w:szCs w:val="18"/>
+        </w:rPr>
+        <w:t>lm</w:t>
+      </w:r>
+      <w:proofErr w:type="spellEnd"/>
+      <w:r>
+        <w:rPr>
+          <w:rFonts w:ascii="Consolas" w:eastAsia="Times New Roman" w:hAnsi="Consolas" w:cs="Courier New"/>
+          <w:color w:val="000000"/>
+          <w:sz w:val="18"/>
+          <w:szCs w:val="18"/>
+        </w:rPr>
+        <w:t>(formula = log10sumN ~ log10(</w:t>
+      </w:r>
+      <w:proofErr w:type="spellStart"/>
+      <w:r>
+        <w:rPr>
+          <w:rFonts w:ascii="Consolas" w:eastAsia="Times New Roman" w:hAnsi="Consolas" w:cs="Courier New"/>
+          <w:color w:val="000000"/>
+          <w:sz w:val="18"/>
+          <w:szCs w:val="18"/>
+        </w:rPr>
+        <w:t>CFUlotini</w:t>
+      </w:r>
+      <w:proofErr w:type="spellEnd"/>
+      <w:r>
+        <w:rPr>
+          <w:rFonts w:ascii="Consolas" w:eastAsia="Times New Roman" w:hAnsi="Consolas" w:cs="Courier New"/>
+          <w:color w:val="000000"/>
+          <w:sz w:val="18"/>
+          <w:szCs w:val="18"/>
+        </w:rPr>
+        <w:t xml:space="preserve">) + </w:t>
+      </w:r>
+      <w:proofErr w:type="spellStart"/>
+      <w:r>
+        <w:rPr>
+          <w:rFonts w:ascii="Consolas" w:eastAsia="Times New Roman" w:hAnsi="Consolas" w:cs="Courier New"/>
+          <w:color w:val="000000"/>
+          <w:sz w:val="18"/>
+          <w:szCs w:val="18"/>
+        </w:rPr>
+        <w:t>Paenibacillus_Rel_ab</w:t>
+      </w:r>
+      <w:proofErr w:type="spellEnd"/>
+      <w:r>
+        <w:rPr>
+          <w:rFonts w:ascii="Consolas" w:eastAsia="Times New Roman" w:hAnsi="Consolas" w:cs="Courier New"/>
+          <w:color w:val="000000"/>
+          <w:sz w:val="18"/>
+          <w:szCs w:val="18"/>
+        </w:rPr>
+        <w:t xml:space="preserve"> + </w:t>
       </w:r>
     </w:p>
     <w:p>
@@ -5006,7 +5400,47 @@
           <w:sz w:val="18"/>
           <w:szCs w:val="18"/>
         </w:rPr>
-        <w:t xml:space="preserve">    log10(CFUlotini) * Paenibacillus_Rel_ab, data = results_d21)</w:t>
+        <w:t xml:space="preserve">    log10(</w:t>
+      </w:r>
+      <w:proofErr w:type="spellStart"/>
+      <w:r>
+        <w:rPr>
+          <w:rFonts w:ascii="Consolas" w:eastAsia="Times New Roman" w:hAnsi="Consolas" w:cs="Courier New"/>
+          <w:color w:val="000000"/>
+          <w:sz w:val="18"/>
+          <w:szCs w:val="18"/>
+        </w:rPr>
+        <w:t>CFUlotini</w:t>
+      </w:r>
+      <w:proofErr w:type="spellEnd"/>
+      <w:r>
+        <w:rPr>
+          <w:rFonts w:ascii="Consolas" w:eastAsia="Times New Roman" w:hAnsi="Consolas" w:cs="Courier New"/>
+          <w:color w:val="000000"/>
+          <w:sz w:val="18"/>
+          <w:szCs w:val="18"/>
+        </w:rPr>
+        <w:t xml:space="preserve">) * </w:t>
+      </w:r>
+      <w:proofErr w:type="spellStart"/>
+      <w:r>
+        <w:rPr>
+          <w:rFonts w:ascii="Consolas" w:eastAsia="Times New Roman" w:hAnsi="Consolas" w:cs="Courier New"/>
+          <w:color w:val="000000"/>
+          <w:sz w:val="18"/>
+          <w:szCs w:val="18"/>
+        </w:rPr>
+        <w:t>Paenibacillus_Rel_ab</w:t>
+      </w:r>
+      <w:proofErr w:type="spellEnd"/>
+      <w:r>
+        <w:rPr>
+          <w:rFonts w:ascii="Consolas" w:eastAsia="Times New Roman" w:hAnsi="Consolas" w:cs="Courier New"/>
+          <w:color w:val="000000"/>
+          <w:sz w:val="18"/>
+          <w:szCs w:val="18"/>
+        </w:rPr>
+        <w:t>, data = results_d21)</w:t>
       </w:r>
     </w:p>
     <w:p>
@@ -5261,7 +5695,27 @@
           <w:sz w:val="18"/>
           <w:szCs w:val="18"/>
         </w:rPr>
-        <w:t xml:space="preserve">                                      Estimate Std. Error t value Pr(&gt;|t|)    </w:t>
+        <w:t xml:space="preserve">                                      Estimate Std. Error t value </w:t>
+      </w:r>
+      <w:proofErr w:type="spellStart"/>
+      <w:r>
+        <w:rPr>
+          <w:rFonts w:ascii="Consolas" w:eastAsia="Times New Roman" w:hAnsi="Consolas" w:cs="Courier New"/>
+          <w:color w:val="000000"/>
+          <w:sz w:val="18"/>
+          <w:szCs w:val="18"/>
+        </w:rPr>
+        <w:t>Pr</w:t>
+      </w:r>
+      <w:proofErr w:type="spellEnd"/>
+      <w:r>
+        <w:rPr>
+          <w:rFonts w:ascii="Consolas" w:eastAsia="Times New Roman" w:hAnsi="Consolas" w:cs="Courier New"/>
+          <w:color w:val="000000"/>
+          <w:sz w:val="18"/>
+          <w:szCs w:val="18"/>
+        </w:rPr>
+        <w:t xml:space="preserve">(&gt;|t|)    </w:t>
       </w:r>
     </w:p>
     <w:p>
@@ -5302,7 +5756,63 @@
           <w:szCs w:val="18"/>
           <w:lang w:val="de-DE"/>
         </w:rPr>
-        <w:t>(Intercept)                           -0.72286    0.01873  -38.59   &lt;2e-16 ***</w:t>
+        <w:t>(</w:t>
+      </w:r>
+      <w:proofErr w:type="spellStart"/>
+      <w:proofErr w:type="gramStart"/>
+      <w:r>
+        <w:rPr>
+          <w:rFonts w:ascii="Consolas" w:eastAsia="Times New Roman" w:hAnsi="Consolas" w:cs="Courier New"/>
+          <w:color w:val="000000"/>
+          <w:sz w:val="18"/>
+          <w:szCs w:val="18"/>
+          <w:lang w:val="de-DE"/>
+        </w:rPr>
+        <w:t>Intercept</w:t>
+      </w:r>
+      <w:proofErr w:type="spellEnd"/>
+      <w:r>
+        <w:rPr>
+          <w:rFonts w:ascii="Consolas" w:eastAsia="Times New Roman" w:hAnsi="Consolas" w:cs="Courier New"/>
+          <w:color w:val="000000"/>
+          <w:sz w:val="18"/>
+          <w:szCs w:val="18"/>
+          <w:lang w:val="de-DE"/>
+        </w:rPr>
+        <w:t xml:space="preserve">)   </w:t>
+      </w:r>
+      <w:proofErr w:type="gramEnd"/>
+      <w:r>
+        <w:rPr>
+          <w:rFonts w:ascii="Consolas" w:eastAsia="Times New Roman" w:hAnsi="Consolas" w:cs="Courier New"/>
+          <w:color w:val="000000"/>
+          <w:sz w:val="18"/>
+          <w:szCs w:val="18"/>
+          <w:lang w:val="de-DE"/>
+        </w:rPr>
+        <w:t xml:space="preserve">                        -0.72286    </w:t>
+      </w:r>
+      <w:proofErr w:type="gramStart"/>
+      <w:r>
+        <w:rPr>
+          <w:rFonts w:ascii="Consolas" w:eastAsia="Times New Roman" w:hAnsi="Consolas" w:cs="Courier New"/>
+          <w:color w:val="000000"/>
+          <w:sz w:val="18"/>
+          <w:szCs w:val="18"/>
+          <w:lang w:val="de-DE"/>
+        </w:rPr>
+        <w:t>0.01873  -</w:t>
+      </w:r>
+      <w:proofErr w:type="gramEnd"/>
+      <w:r>
+        <w:rPr>
+          <w:rFonts w:ascii="Consolas" w:eastAsia="Times New Roman" w:hAnsi="Consolas" w:cs="Courier New"/>
+          <w:color w:val="000000"/>
+          <w:sz w:val="18"/>
+          <w:szCs w:val="18"/>
+          <w:lang w:val="de-DE"/>
+        </w:rPr>
+        <w:t>38.59   &lt;2e-16 ***</w:t>
       </w:r>
     </w:p>
     <w:p>
@@ -5343,7 +5853,63 @@
           <w:szCs w:val="18"/>
           <w:lang w:val="de-DE"/>
         </w:rPr>
-        <w:t>log10(CFUlotini)                       1.02736    0.00527  194.96   &lt;2e-16 ***</w:t>
+        <w:t>log10(</w:t>
+      </w:r>
+      <w:proofErr w:type="spellStart"/>
+      <w:proofErr w:type="gramStart"/>
+      <w:r>
+        <w:rPr>
+          <w:rFonts w:ascii="Consolas" w:eastAsia="Times New Roman" w:hAnsi="Consolas" w:cs="Courier New"/>
+          <w:color w:val="000000"/>
+          <w:sz w:val="18"/>
+          <w:szCs w:val="18"/>
+          <w:lang w:val="de-DE"/>
+        </w:rPr>
+        <w:t>CFUlotini</w:t>
+      </w:r>
+      <w:proofErr w:type="spellEnd"/>
+      <w:r>
+        <w:rPr>
+          <w:rFonts w:ascii="Consolas" w:eastAsia="Times New Roman" w:hAnsi="Consolas" w:cs="Courier New"/>
+          <w:color w:val="000000"/>
+          <w:sz w:val="18"/>
+          <w:szCs w:val="18"/>
+          <w:lang w:val="de-DE"/>
+        </w:rPr>
+        <w:t xml:space="preserve">)   </w:t>
+      </w:r>
+      <w:proofErr w:type="gramEnd"/>
+      <w:r>
+        <w:rPr>
+          <w:rFonts w:ascii="Consolas" w:eastAsia="Times New Roman" w:hAnsi="Consolas" w:cs="Courier New"/>
+          <w:color w:val="000000"/>
+          <w:sz w:val="18"/>
+          <w:szCs w:val="18"/>
+          <w:lang w:val="de-DE"/>
+        </w:rPr>
+        <w:t xml:space="preserve">                    1.02736    </w:t>
+      </w:r>
+      <w:proofErr w:type="gramStart"/>
+      <w:r>
+        <w:rPr>
+          <w:rFonts w:ascii="Consolas" w:eastAsia="Times New Roman" w:hAnsi="Consolas" w:cs="Courier New"/>
+          <w:color w:val="000000"/>
+          <w:sz w:val="18"/>
+          <w:szCs w:val="18"/>
+          <w:lang w:val="de-DE"/>
+        </w:rPr>
+        <w:t>0.00527  194.96</w:t>
+      </w:r>
+      <w:proofErr w:type="gramEnd"/>
+      <w:r>
+        <w:rPr>
+          <w:rFonts w:ascii="Consolas" w:eastAsia="Times New Roman" w:hAnsi="Consolas" w:cs="Courier New"/>
+          <w:color w:val="000000"/>
+          <w:sz w:val="18"/>
+          <w:szCs w:val="18"/>
+          <w:lang w:val="de-DE"/>
+        </w:rPr>
+        <w:t xml:space="preserve">   &lt;2e-16 ***</w:t>
       </w:r>
     </w:p>
     <w:p>
@@ -5376,6 +5942,7 @@
           <w:lang w:val="de-DE"/>
         </w:rPr>
       </w:pPr>
+      <w:proofErr w:type="spellStart"/>
       <w:r>
         <w:rPr>
           <w:rFonts w:ascii="Consolas" w:eastAsia="Times New Roman" w:hAnsi="Consolas" w:cs="Courier New"/>
@@ -5384,7 +5951,18 @@
           <w:szCs w:val="18"/>
           <w:lang w:val="de-DE"/>
         </w:rPr>
-        <w:t>Paenibacillus_Rel_ab                  13.05856    0.27587   47.34   &lt;2e-16 ***</w:t>
+        <w:t>Paenibacillus_Rel_ab</w:t>
+      </w:r>
+      <w:proofErr w:type="spellEnd"/>
+      <w:r>
+        <w:rPr>
+          <w:rFonts w:ascii="Consolas" w:eastAsia="Times New Roman" w:hAnsi="Consolas" w:cs="Courier New"/>
+          <w:color w:val="000000"/>
+          <w:sz w:val="18"/>
+          <w:szCs w:val="18"/>
+          <w:lang w:val="de-DE"/>
+        </w:rPr>
+        <w:t xml:space="preserve">                  13.05856    0.27587   47.34   &lt;2e-16 ***</w:t>
       </w:r>
     </w:p>
     <w:p>
@@ -5425,7 +6003,86 @@
           <w:szCs w:val="18"/>
           <w:lang w:val="de-DE"/>
         </w:rPr>
-        <w:t>log10(CFUlotini):Paenibacillus_Rel_ab -1.77011    0.07318  -24.19   &lt;2e-16 ***</w:t>
+        <w:lastRenderedPageBreak/>
+        <w:t>log10(</w:t>
+      </w:r>
+      <w:proofErr w:type="spellStart"/>
+      <w:r>
+        <w:rPr>
+          <w:rFonts w:ascii="Consolas" w:eastAsia="Times New Roman" w:hAnsi="Consolas" w:cs="Courier New"/>
+          <w:color w:val="000000"/>
+          <w:sz w:val="18"/>
+          <w:szCs w:val="18"/>
+          <w:lang w:val="de-DE"/>
+        </w:rPr>
+        <w:t>CFUlotini</w:t>
+      </w:r>
+      <w:proofErr w:type="spellEnd"/>
+      <w:proofErr w:type="gramStart"/>
+      <w:r>
+        <w:rPr>
+          <w:rFonts w:ascii="Consolas" w:eastAsia="Times New Roman" w:hAnsi="Consolas" w:cs="Courier New"/>
+          <w:color w:val="000000"/>
+          <w:sz w:val="18"/>
+          <w:szCs w:val="18"/>
+          <w:lang w:val="de-DE"/>
+        </w:rPr>
+        <w:t>):</w:t>
+      </w:r>
+      <w:proofErr w:type="spellStart"/>
+      <w:r>
+        <w:rPr>
+          <w:rFonts w:ascii="Consolas" w:eastAsia="Times New Roman" w:hAnsi="Consolas" w:cs="Courier New"/>
+          <w:color w:val="000000"/>
+          <w:sz w:val="18"/>
+          <w:szCs w:val="18"/>
+          <w:lang w:val="de-DE"/>
+        </w:rPr>
+        <w:t>Paenibacillus</w:t>
+      </w:r>
+      <w:proofErr w:type="gramEnd"/>
+      <w:r>
+        <w:rPr>
+          <w:rFonts w:ascii="Consolas" w:eastAsia="Times New Roman" w:hAnsi="Consolas" w:cs="Courier New"/>
+          <w:color w:val="000000"/>
+          <w:sz w:val="18"/>
+          <w:szCs w:val="18"/>
+          <w:lang w:val="de-DE"/>
+        </w:rPr>
+        <w:t>_Rel_ab</w:t>
+      </w:r>
+      <w:proofErr w:type="spellEnd"/>
+      <w:r>
+        <w:rPr>
+          <w:rFonts w:ascii="Consolas" w:eastAsia="Times New Roman" w:hAnsi="Consolas" w:cs="Courier New"/>
+          <w:color w:val="000000"/>
+          <w:sz w:val="18"/>
+          <w:szCs w:val="18"/>
+          <w:lang w:val="de-DE"/>
+        </w:rPr>
+        <w:t xml:space="preserve"> -1.77011    </w:t>
+      </w:r>
+      <w:proofErr w:type="gramStart"/>
+      <w:r>
+        <w:rPr>
+          <w:rFonts w:ascii="Consolas" w:eastAsia="Times New Roman" w:hAnsi="Consolas" w:cs="Courier New"/>
+          <w:color w:val="000000"/>
+          <w:sz w:val="18"/>
+          <w:szCs w:val="18"/>
+          <w:lang w:val="de-DE"/>
+        </w:rPr>
+        <w:t>0.07318  -</w:t>
+      </w:r>
+      <w:proofErr w:type="gramEnd"/>
+      <w:r>
+        <w:rPr>
+          <w:rFonts w:ascii="Consolas" w:eastAsia="Times New Roman" w:hAnsi="Consolas" w:cs="Courier New"/>
+          <w:color w:val="000000"/>
+          <w:sz w:val="18"/>
+          <w:szCs w:val="18"/>
+          <w:lang w:val="de-DE"/>
+        </w:rPr>
+        <w:t>24.19   &lt;2e-16 ***</w:t>
       </w:r>
     </w:p>
     <w:p>
@@ -5496,15 +6153,105 @@
           <w:szCs w:val="18"/>
         </w:rPr>
       </w:pPr>
-      <w:r>
-        <w:rPr>
-          <w:rFonts w:ascii="Consolas" w:eastAsia="Times New Roman" w:hAnsi="Consolas" w:cs="Courier New"/>
-          <w:color w:val="000000"/>
-          <w:sz w:val="18"/>
-          <w:szCs w:val="18"/>
-        </w:rPr>
-        <w:lastRenderedPageBreak/>
-        <w:t>Signif. codes:  0 ‘***’ 0.001 ‘**’ 0.01 ‘*’ 0.05 ‘.’ 0.1 ‘ ’ 1</w:t>
+      <w:proofErr w:type="spellStart"/>
+      <w:r>
+        <w:rPr>
+          <w:rFonts w:ascii="Consolas" w:eastAsia="Times New Roman" w:hAnsi="Consolas" w:cs="Courier New"/>
+          <w:color w:val="000000"/>
+          <w:sz w:val="18"/>
+          <w:szCs w:val="18"/>
+        </w:rPr>
+        <w:t>Signif</w:t>
+      </w:r>
+      <w:proofErr w:type="spellEnd"/>
+      <w:r>
+        <w:rPr>
+          <w:rFonts w:ascii="Consolas" w:eastAsia="Times New Roman" w:hAnsi="Consolas" w:cs="Courier New"/>
+          <w:color w:val="000000"/>
+          <w:sz w:val="18"/>
+          <w:szCs w:val="18"/>
+        </w:rPr>
+        <w:t xml:space="preserve">. codes:  0 ‘***’ </w:t>
+      </w:r>
+      <w:proofErr w:type="gramStart"/>
+      <w:r>
+        <w:rPr>
+          <w:rFonts w:ascii="Consolas" w:eastAsia="Times New Roman" w:hAnsi="Consolas" w:cs="Courier New"/>
+          <w:color w:val="000000"/>
+          <w:sz w:val="18"/>
+          <w:szCs w:val="18"/>
+        </w:rPr>
+        <w:t>0.001 ‘*</w:t>
+      </w:r>
+      <w:proofErr w:type="gramEnd"/>
+      <w:r>
+        <w:rPr>
+          <w:rFonts w:ascii="Consolas" w:eastAsia="Times New Roman" w:hAnsi="Consolas" w:cs="Courier New"/>
+          <w:color w:val="000000"/>
+          <w:sz w:val="18"/>
+          <w:szCs w:val="18"/>
+        </w:rPr>
+        <w:t xml:space="preserve">*’ </w:t>
+      </w:r>
+      <w:proofErr w:type="gramStart"/>
+      <w:r>
+        <w:rPr>
+          <w:rFonts w:ascii="Consolas" w:eastAsia="Times New Roman" w:hAnsi="Consolas" w:cs="Courier New"/>
+          <w:color w:val="000000"/>
+          <w:sz w:val="18"/>
+          <w:szCs w:val="18"/>
+        </w:rPr>
+        <w:t>0.01 ‘*</w:t>
+      </w:r>
+      <w:proofErr w:type="gramEnd"/>
+      <w:r>
+        <w:rPr>
+          <w:rFonts w:ascii="Consolas" w:eastAsia="Times New Roman" w:hAnsi="Consolas" w:cs="Courier New"/>
+          <w:color w:val="000000"/>
+          <w:sz w:val="18"/>
+          <w:szCs w:val="18"/>
+        </w:rPr>
+        <w:t xml:space="preserve">’ </w:t>
+      </w:r>
+      <w:proofErr w:type="gramStart"/>
+      <w:r>
+        <w:rPr>
+          <w:rFonts w:ascii="Consolas" w:eastAsia="Times New Roman" w:hAnsi="Consolas" w:cs="Courier New"/>
+          <w:color w:val="000000"/>
+          <w:sz w:val="18"/>
+          <w:szCs w:val="18"/>
+        </w:rPr>
+        <w:t>0.05 ‘.</w:t>
+      </w:r>
+      <w:proofErr w:type="gramEnd"/>
+      <w:r>
+        <w:rPr>
+          <w:rFonts w:ascii="Consolas" w:eastAsia="Times New Roman" w:hAnsi="Consolas" w:cs="Courier New"/>
+          <w:color w:val="000000"/>
+          <w:sz w:val="18"/>
+          <w:szCs w:val="18"/>
+        </w:rPr>
+        <w:t xml:space="preserve">’ </w:t>
+      </w:r>
+      <w:proofErr w:type="gramStart"/>
+      <w:r>
+        <w:rPr>
+          <w:rFonts w:ascii="Consolas" w:eastAsia="Times New Roman" w:hAnsi="Consolas" w:cs="Courier New"/>
+          <w:color w:val="000000"/>
+          <w:sz w:val="18"/>
+          <w:szCs w:val="18"/>
+        </w:rPr>
+        <w:t>0.1 ‘ ’</w:t>
+      </w:r>
+      <w:proofErr w:type="gramEnd"/>
+      <w:r>
+        <w:rPr>
+          <w:rFonts w:ascii="Consolas" w:eastAsia="Times New Roman" w:hAnsi="Consolas" w:cs="Courier New"/>
+          <w:color w:val="000000"/>
+          <w:sz w:val="18"/>
+          <w:szCs w:val="18"/>
+        </w:rPr>
+        <w:t xml:space="preserve"> 1</w:t>
       </w:r>
     </w:p>
     <w:p>
@@ -5667,13 +6414,21 @@
         <w:t>Predicted bacterial concentration on d21 when</w:t>
       </w:r>
       <w:r>
-        <w:t xml:space="preserve"> log10CFUlotini=5, Paenibacil</w:t>
+        <w:t xml:space="preserve"> log10CFUlotini=5, </w:t>
+      </w:r>
+      <w:proofErr w:type="spellStart"/>
+      <w:r>
+        <w:t>Paenibacil</w:t>
       </w:r>
       <w:r>
         <w:t>l</w:t>
       </w:r>
       <w:r>
-        <w:t>us_rel_ab = 0.01</w:t>
+        <w:t>us_rel_ab</w:t>
+      </w:r>
+      <w:proofErr w:type="spellEnd"/>
+      <w:r>
+        <w:t xml:space="preserve"> = 0.01</w:t>
       </w:r>
       <w:r>
         <w:t xml:space="preserve"> -&gt; </w:t>
@@ -5687,13 +6442,21 @@
         <w:t>Predicted bacterial concentration on d21 when</w:t>
       </w:r>
       <w:r>
-        <w:t xml:space="preserve"> log10CFUlotini=5, Paenibacil</w:t>
+        <w:t xml:space="preserve"> log10CFUlotini=5, </w:t>
+      </w:r>
+      <w:proofErr w:type="spellStart"/>
+      <w:r>
+        <w:t>Paenibacil</w:t>
       </w:r>
       <w:r>
         <w:t>l</w:t>
       </w:r>
       <w:r>
-        <w:t>us_rel_ab = 0.001</w:t>
+        <w:t>us_rel_ab</w:t>
+      </w:r>
+      <w:proofErr w:type="spellEnd"/>
+      <w:r>
+        <w:t xml:space="preserve"> = 0.001</w:t>
       </w:r>
       <w:r>
         <w:t xml:space="preserve">-&gt; </w:t>
@@ -5783,14 +6546,85 @@
           <w:szCs w:val="18"/>
         </w:rPr>
       </w:pPr>
-      <w:r>
-        <w:rPr>
-          <w:rFonts w:ascii="Consolas" w:eastAsia="Times New Roman" w:hAnsi="Consolas" w:cs="Courier New"/>
-          <w:color w:val="000000"/>
-          <w:sz w:val="18"/>
-          <w:szCs w:val="18"/>
-        </w:rPr>
-        <w:t xml:space="preserve">glm(formula = cbind(Num_Spoiled_Containers, 100 - Num_Spoiled_Containers) ~ </w:t>
+      <w:proofErr w:type="spellStart"/>
+      <w:r>
+        <w:rPr>
+          <w:rFonts w:ascii="Consolas" w:eastAsia="Times New Roman" w:hAnsi="Consolas" w:cs="Courier New"/>
+          <w:color w:val="000000"/>
+          <w:sz w:val="18"/>
+          <w:szCs w:val="18"/>
+        </w:rPr>
+        <w:t>glm</w:t>
+      </w:r>
+      <w:proofErr w:type="spellEnd"/>
+      <w:r>
+        <w:rPr>
+          <w:rFonts w:ascii="Consolas" w:eastAsia="Times New Roman" w:hAnsi="Consolas" w:cs="Courier New"/>
+          <w:color w:val="000000"/>
+          <w:sz w:val="18"/>
+          <w:szCs w:val="18"/>
+        </w:rPr>
+        <w:t xml:space="preserve">(formula = </w:t>
+      </w:r>
+      <w:proofErr w:type="spellStart"/>
+      <w:r>
+        <w:rPr>
+          <w:rFonts w:ascii="Consolas" w:eastAsia="Times New Roman" w:hAnsi="Consolas" w:cs="Courier New"/>
+          <w:color w:val="000000"/>
+          <w:sz w:val="18"/>
+          <w:szCs w:val="18"/>
+        </w:rPr>
+        <w:t>cbind</w:t>
+      </w:r>
+      <w:proofErr w:type="spellEnd"/>
+      <w:r>
+        <w:rPr>
+          <w:rFonts w:ascii="Consolas" w:eastAsia="Times New Roman" w:hAnsi="Consolas" w:cs="Courier New"/>
+          <w:color w:val="000000"/>
+          <w:sz w:val="18"/>
+          <w:szCs w:val="18"/>
+        </w:rPr>
+        <w:t>(</w:t>
+      </w:r>
+      <w:proofErr w:type="spellStart"/>
+      <w:r>
+        <w:rPr>
+          <w:rFonts w:ascii="Consolas" w:eastAsia="Times New Roman" w:hAnsi="Consolas" w:cs="Courier New"/>
+          <w:color w:val="000000"/>
+          <w:sz w:val="18"/>
+          <w:szCs w:val="18"/>
+        </w:rPr>
+        <w:t>Num_Spoiled_Containers</w:t>
+      </w:r>
+      <w:proofErr w:type="spellEnd"/>
+      <w:r>
+        <w:rPr>
+          <w:rFonts w:ascii="Consolas" w:eastAsia="Times New Roman" w:hAnsi="Consolas" w:cs="Courier New"/>
+          <w:color w:val="000000"/>
+          <w:sz w:val="18"/>
+          <w:szCs w:val="18"/>
+        </w:rPr>
+        <w:t xml:space="preserve">, 100 - </w:t>
+      </w:r>
+      <w:proofErr w:type="spellStart"/>
+      <w:r>
+        <w:rPr>
+          <w:rFonts w:ascii="Consolas" w:eastAsia="Times New Roman" w:hAnsi="Consolas" w:cs="Courier New"/>
+          <w:color w:val="000000"/>
+          <w:sz w:val="18"/>
+          <w:szCs w:val="18"/>
+        </w:rPr>
+        <w:t>Num_Spoiled_Containers</w:t>
+      </w:r>
+      <w:proofErr w:type="spellEnd"/>
+      <w:r>
+        <w:rPr>
+          <w:rFonts w:ascii="Consolas" w:eastAsia="Times New Roman" w:hAnsi="Consolas" w:cs="Courier New"/>
+          <w:color w:val="000000"/>
+          <w:sz w:val="18"/>
+          <w:szCs w:val="18"/>
+        </w:rPr>
+        <w:t xml:space="preserve">) ~ </w:t>
       </w:r>
     </w:p>
     <w:p>
@@ -5829,7 +6663,47 @@
           <w:sz w:val="18"/>
           <w:szCs w:val="18"/>
         </w:rPr>
-        <w:t xml:space="preserve">    log10(CFUlotini) * Paenibacillus_Rel_ab, family = binomial, </w:t>
+        <w:t xml:space="preserve">    log10(</w:t>
+      </w:r>
+      <w:proofErr w:type="spellStart"/>
+      <w:r>
+        <w:rPr>
+          <w:rFonts w:ascii="Consolas" w:eastAsia="Times New Roman" w:hAnsi="Consolas" w:cs="Courier New"/>
+          <w:color w:val="000000"/>
+          <w:sz w:val="18"/>
+          <w:szCs w:val="18"/>
+        </w:rPr>
+        <w:t>CFUlotini</w:t>
+      </w:r>
+      <w:proofErr w:type="spellEnd"/>
+      <w:r>
+        <w:rPr>
+          <w:rFonts w:ascii="Consolas" w:eastAsia="Times New Roman" w:hAnsi="Consolas" w:cs="Courier New"/>
+          <w:color w:val="000000"/>
+          <w:sz w:val="18"/>
+          <w:szCs w:val="18"/>
+        </w:rPr>
+        <w:t xml:space="preserve">) * </w:t>
+      </w:r>
+      <w:proofErr w:type="spellStart"/>
+      <w:r>
+        <w:rPr>
+          <w:rFonts w:ascii="Consolas" w:eastAsia="Times New Roman" w:hAnsi="Consolas" w:cs="Courier New"/>
+          <w:color w:val="000000"/>
+          <w:sz w:val="18"/>
+          <w:szCs w:val="18"/>
+        </w:rPr>
+        <w:t>Paenibacillus_Rel_ab</w:t>
+      </w:r>
+      <w:proofErr w:type="spellEnd"/>
+      <w:r>
+        <w:rPr>
+          <w:rFonts w:ascii="Consolas" w:eastAsia="Times New Roman" w:hAnsi="Consolas" w:cs="Courier New"/>
+          <w:color w:val="000000"/>
+          <w:sz w:val="18"/>
+          <w:szCs w:val="18"/>
+        </w:rPr>
+        <w:t xml:space="preserve">, family = binomial, </w:t>
       </w:r>
     </w:p>
     <w:p>
@@ -6123,7 +6997,27 @@
           <w:sz w:val="18"/>
           <w:szCs w:val="18"/>
         </w:rPr>
-        <w:t xml:space="preserve">                                      Estimate Std. Error z value Pr(&gt;|z|)    </w:t>
+        <w:t xml:space="preserve">                                      Estimate Std. Error z value </w:t>
+      </w:r>
+      <w:proofErr w:type="spellStart"/>
+      <w:r>
+        <w:rPr>
+          <w:rFonts w:ascii="Consolas" w:eastAsia="Times New Roman" w:hAnsi="Consolas" w:cs="Courier New"/>
+          <w:color w:val="000000"/>
+          <w:sz w:val="18"/>
+          <w:szCs w:val="18"/>
+        </w:rPr>
+        <w:t>Pr</w:t>
+      </w:r>
+      <w:proofErr w:type="spellEnd"/>
+      <w:r>
+        <w:rPr>
+          <w:rFonts w:ascii="Consolas" w:eastAsia="Times New Roman" w:hAnsi="Consolas" w:cs="Courier New"/>
+          <w:color w:val="000000"/>
+          <w:sz w:val="18"/>
+          <w:szCs w:val="18"/>
+        </w:rPr>
+        <w:t xml:space="preserve">(&gt;|z|)    </w:t>
       </w:r>
     </w:p>
     <w:p>
@@ -6164,7 +7058,63 @@
           <w:szCs w:val="18"/>
           <w:lang w:val="de-DE"/>
         </w:rPr>
-        <w:t>(Intercept)                           -4.91621    0.05710 -86.094  &lt; 2e-16 ***</w:t>
+        <w:t>(</w:t>
+      </w:r>
+      <w:proofErr w:type="spellStart"/>
+      <w:proofErr w:type="gramStart"/>
+      <w:r>
+        <w:rPr>
+          <w:rFonts w:ascii="Consolas" w:eastAsia="Times New Roman" w:hAnsi="Consolas" w:cs="Courier New"/>
+          <w:color w:val="000000"/>
+          <w:sz w:val="18"/>
+          <w:szCs w:val="18"/>
+          <w:lang w:val="de-DE"/>
+        </w:rPr>
+        <w:t>Intercept</w:t>
+      </w:r>
+      <w:proofErr w:type="spellEnd"/>
+      <w:r>
+        <w:rPr>
+          <w:rFonts w:ascii="Consolas" w:eastAsia="Times New Roman" w:hAnsi="Consolas" w:cs="Courier New"/>
+          <w:color w:val="000000"/>
+          <w:sz w:val="18"/>
+          <w:szCs w:val="18"/>
+          <w:lang w:val="de-DE"/>
+        </w:rPr>
+        <w:t xml:space="preserve">)   </w:t>
+      </w:r>
+      <w:proofErr w:type="gramEnd"/>
+      <w:r>
+        <w:rPr>
+          <w:rFonts w:ascii="Consolas" w:eastAsia="Times New Roman" w:hAnsi="Consolas" w:cs="Courier New"/>
+          <w:color w:val="000000"/>
+          <w:sz w:val="18"/>
+          <w:szCs w:val="18"/>
+          <w:lang w:val="de-DE"/>
+        </w:rPr>
+        <w:t xml:space="preserve">                        -4.91621    0.05710 -86.</w:t>
+      </w:r>
+      <w:proofErr w:type="gramStart"/>
+      <w:r>
+        <w:rPr>
+          <w:rFonts w:ascii="Consolas" w:eastAsia="Times New Roman" w:hAnsi="Consolas" w:cs="Courier New"/>
+          <w:color w:val="000000"/>
+          <w:sz w:val="18"/>
+          <w:szCs w:val="18"/>
+          <w:lang w:val="de-DE"/>
+        </w:rPr>
+        <w:t>094  &lt;</w:t>
+      </w:r>
+      <w:proofErr w:type="gramEnd"/>
+      <w:r>
+        <w:rPr>
+          <w:rFonts w:ascii="Consolas" w:eastAsia="Times New Roman" w:hAnsi="Consolas" w:cs="Courier New"/>
+          <w:color w:val="000000"/>
+          <w:sz w:val="18"/>
+          <w:szCs w:val="18"/>
+          <w:lang w:val="de-DE"/>
+        </w:rPr>
+        <w:t xml:space="preserve"> 2e-16 ***</w:t>
       </w:r>
     </w:p>
     <w:p>
@@ -6205,7 +7155,63 @@
           <w:szCs w:val="18"/>
           <w:lang w:val="de-DE"/>
         </w:rPr>
-        <w:t>log10(CFUlotini)                       0.60776    0.01518  40.043  &lt; 2e-16 ***</w:t>
+        <w:t>log10(</w:t>
+      </w:r>
+      <w:proofErr w:type="spellStart"/>
+      <w:proofErr w:type="gramStart"/>
+      <w:r>
+        <w:rPr>
+          <w:rFonts w:ascii="Consolas" w:eastAsia="Times New Roman" w:hAnsi="Consolas" w:cs="Courier New"/>
+          <w:color w:val="000000"/>
+          <w:sz w:val="18"/>
+          <w:szCs w:val="18"/>
+          <w:lang w:val="de-DE"/>
+        </w:rPr>
+        <w:t>CFUlotini</w:t>
+      </w:r>
+      <w:proofErr w:type="spellEnd"/>
+      <w:r>
+        <w:rPr>
+          <w:rFonts w:ascii="Consolas" w:eastAsia="Times New Roman" w:hAnsi="Consolas" w:cs="Courier New"/>
+          <w:color w:val="000000"/>
+          <w:sz w:val="18"/>
+          <w:szCs w:val="18"/>
+          <w:lang w:val="de-DE"/>
+        </w:rPr>
+        <w:t xml:space="preserve">)   </w:t>
+      </w:r>
+      <w:proofErr w:type="gramEnd"/>
+      <w:r>
+        <w:rPr>
+          <w:rFonts w:ascii="Consolas" w:eastAsia="Times New Roman" w:hAnsi="Consolas" w:cs="Courier New"/>
+          <w:color w:val="000000"/>
+          <w:sz w:val="18"/>
+          <w:szCs w:val="18"/>
+          <w:lang w:val="de-DE"/>
+        </w:rPr>
+        <w:t xml:space="preserve">                    0.60776    </w:t>
+      </w:r>
+      <w:proofErr w:type="gramStart"/>
+      <w:r>
+        <w:rPr>
+          <w:rFonts w:ascii="Consolas" w:eastAsia="Times New Roman" w:hAnsi="Consolas" w:cs="Courier New"/>
+          <w:color w:val="000000"/>
+          <w:sz w:val="18"/>
+          <w:szCs w:val="18"/>
+          <w:lang w:val="de-DE"/>
+        </w:rPr>
+        <w:t>0.01518  40.043</w:t>
+      </w:r>
+      <w:proofErr w:type="gramEnd"/>
+      <w:r>
+        <w:rPr>
+          <w:rFonts w:ascii="Consolas" w:eastAsia="Times New Roman" w:hAnsi="Consolas" w:cs="Courier New"/>
+          <w:color w:val="000000"/>
+          <w:sz w:val="18"/>
+          <w:szCs w:val="18"/>
+          <w:lang w:val="de-DE"/>
+        </w:rPr>
+        <w:t xml:space="preserve">  &lt; 2e-16 ***</w:t>
       </w:r>
     </w:p>
     <w:p>
@@ -6238,6 +7244,7 @@
           <w:lang w:val="de-DE"/>
         </w:rPr>
       </w:pPr>
+      <w:proofErr w:type="spellStart"/>
       <w:r>
         <w:rPr>
           <w:rFonts w:ascii="Consolas" w:eastAsia="Times New Roman" w:hAnsi="Consolas" w:cs="Courier New"/>
@@ -6246,7 +7253,40 @@
           <w:szCs w:val="18"/>
           <w:lang w:val="de-DE"/>
         </w:rPr>
-        <w:t>Paenibacillus_Rel_ab                   8.40814    0.50167  16.760  &lt; 2e-16 ***</w:t>
+        <w:t>Paenibacillus_Rel_ab</w:t>
+      </w:r>
+      <w:proofErr w:type="spellEnd"/>
+      <w:r>
+        <w:rPr>
+          <w:rFonts w:ascii="Consolas" w:eastAsia="Times New Roman" w:hAnsi="Consolas" w:cs="Courier New"/>
+          <w:color w:val="000000"/>
+          <w:sz w:val="18"/>
+          <w:szCs w:val="18"/>
+          <w:lang w:val="de-DE"/>
+        </w:rPr>
+        <w:t xml:space="preserve">                   8.40814    </w:t>
+      </w:r>
+      <w:proofErr w:type="gramStart"/>
+      <w:r>
+        <w:rPr>
+          <w:rFonts w:ascii="Consolas" w:eastAsia="Times New Roman" w:hAnsi="Consolas" w:cs="Courier New"/>
+          <w:color w:val="000000"/>
+          <w:sz w:val="18"/>
+          <w:szCs w:val="18"/>
+          <w:lang w:val="de-DE"/>
+        </w:rPr>
+        <w:t>0.50167  16.760</w:t>
+      </w:r>
+      <w:proofErr w:type="gramEnd"/>
+      <w:r>
+        <w:rPr>
+          <w:rFonts w:ascii="Consolas" w:eastAsia="Times New Roman" w:hAnsi="Consolas" w:cs="Courier New"/>
+          <w:color w:val="000000"/>
+          <w:sz w:val="18"/>
+          <w:szCs w:val="18"/>
+          <w:lang w:val="de-DE"/>
+        </w:rPr>
+        <w:t xml:space="preserve">  &lt; 2e-16 ***</w:t>
       </w:r>
     </w:p>
     <w:p>
@@ -6287,7 +7327,85 @@
           <w:szCs w:val="18"/>
           <w:lang w:val="de-DE"/>
         </w:rPr>
-        <w:t>log10(CFUlotini):Paenibacillus_Rel_ab -0.80975    0.13023  -6.218 5.04e-10 ***</w:t>
+        <w:t>log10(</w:t>
+      </w:r>
+      <w:proofErr w:type="spellStart"/>
+      <w:r>
+        <w:rPr>
+          <w:rFonts w:ascii="Consolas" w:eastAsia="Times New Roman" w:hAnsi="Consolas" w:cs="Courier New"/>
+          <w:color w:val="000000"/>
+          <w:sz w:val="18"/>
+          <w:szCs w:val="18"/>
+          <w:lang w:val="de-DE"/>
+        </w:rPr>
+        <w:t>CFUlotini</w:t>
+      </w:r>
+      <w:proofErr w:type="spellEnd"/>
+      <w:proofErr w:type="gramStart"/>
+      <w:r>
+        <w:rPr>
+          <w:rFonts w:ascii="Consolas" w:eastAsia="Times New Roman" w:hAnsi="Consolas" w:cs="Courier New"/>
+          <w:color w:val="000000"/>
+          <w:sz w:val="18"/>
+          <w:szCs w:val="18"/>
+          <w:lang w:val="de-DE"/>
+        </w:rPr>
+        <w:t>):</w:t>
+      </w:r>
+      <w:proofErr w:type="spellStart"/>
+      <w:r>
+        <w:rPr>
+          <w:rFonts w:ascii="Consolas" w:eastAsia="Times New Roman" w:hAnsi="Consolas" w:cs="Courier New"/>
+          <w:color w:val="000000"/>
+          <w:sz w:val="18"/>
+          <w:szCs w:val="18"/>
+          <w:lang w:val="de-DE"/>
+        </w:rPr>
+        <w:t>Paenibacillus</w:t>
+      </w:r>
+      <w:proofErr w:type="gramEnd"/>
+      <w:r>
+        <w:rPr>
+          <w:rFonts w:ascii="Consolas" w:eastAsia="Times New Roman" w:hAnsi="Consolas" w:cs="Courier New"/>
+          <w:color w:val="000000"/>
+          <w:sz w:val="18"/>
+          <w:szCs w:val="18"/>
+          <w:lang w:val="de-DE"/>
+        </w:rPr>
+        <w:t>_Rel_ab</w:t>
+      </w:r>
+      <w:proofErr w:type="spellEnd"/>
+      <w:r>
+        <w:rPr>
+          <w:rFonts w:ascii="Consolas" w:eastAsia="Times New Roman" w:hAnsi="Consolas" w:cs="Courier New"/>
+          <w:color w:val="000000"/>
+          <w:sz w:val="18"/>
+          <w:szCs w:val="18"/>
+          <w:lang w:val="de-DE"/>
+        </w:rPr>
+        <w:t xml:space="preserve"> -0.80975    </w:t>
+      </w:r>
+      <w:proofErr w:type="gramStart"/>
+      <w:r>
+        <w:rPr>
+          <w:rFonts w:ascii="Consolas" w:eastAsia="Times New Roman" w:hAnsi="Consolas" w:cs="Courier New"/>
+          <w:color w:val="000000"/>
+          <w:sz w:val="18"/>
+          <w:szCs w:val="18"/>
+          <w:lang w:val="de-DE"/>
+        </w:rPr>
+        <w:t>0.13023  -</w:t>
+      </w:r>
+      <w:proofErr w:type="gramEnd"/>
+      <w:r>
+        <w:rPr>
+          <w:rFonts w:ascii="Consolas" w:eastAsia="Times New Roman" w:hAnsi="Consolas" w:cs="Courier New"/>
+          <w:color w:val="000000"/>
+          <w:sz w:val="18"/>
+          <w:szCs w:val="18"/>
+          <w:lang w:val="de-DE"/>
+        </w:rPr>
+        <w:t>6.218 5.04e-10 ***</w:t>
       </w:r>
     </w:p>
     <w:p>
@@ -6358,14 +7476,105 @@
           <w:szCs w:val="18"/>
         </w:rPr>
       </w:pPr>
-      <w:r>
-        <w:rPr>
-          <w:rFonts w:ascii="Consolas" w:eastAsia="Times New Roman" w:hAnsi="Consolas" w:cs="Courier New"/>
-          <w:color w:val="000000"/>
-          <w:sz w:val="18"/>
-          <w:szCs w:val="18"/>
-        </w:rPr>
-        <w:t>Signif. codes:  0 ‘***’ 0.001 ‘**’ 0.01 ‘*’ 0.05 ‘.’ 0.1 ‘ ’ 1</w:t>
+      <w:proofErr w:type="spellStart"/>
+      <w:r>
+        <w:rPr>
+          <w:rFonts w:ascii="Consolas" w:eastAsia="Times New Roman" w:hAnsi="Consolas" w:cs="Courier New"/>
+          <w:color w:val="000000"/>
+          <w:sz w:val="18"/>
+          <w:szCs w:val="18"/>
+        </w:rPr>
+        <w:t>Signif</w:t>
+      </w:r>
+      <w:proofErr w:type="spellEnd"/>
+      <w:r>
+        <w:rPr>
+          <w:rFonts w:ascii="Consolas" w:eastAsia="Times New Roman" w:hAnsi="Consolas" w:cs="Courier New"/>
+          <w:color w:val="000000"/>
+          <w:sz w:val="18"/>
+          <w:szCs w:val="18"/>
+        </w:rPr>
+        <w:t xml:space="preserve">. codes:  0 ‘***’ </w:t>
+      </w:r>
+      <w:proofErr w:type="gramStart"/>
+      <w:r>
+        <w:rPr>
+          <w:rFonts w:ascii="Consolas" w:eastAsia="Times New Roman" w:hAnsi="Consolas" w:cs="Courier New"/>
+          <w:color w:val="000000"/>
+          <w:sz w:val="18"/>
+          <w:szCs w:val="18"/>
+        </w:rPr>
+        <w:t>0.001 ‘*</w:t>
+      </w:r>
+      <w:proofErr w:type="gramEnd"/>
+      <w:r>
+        <w:rPr>
+          <w:rFonts w:ascii="Consolas" w:eastAsia="Times New Roman" w:hAnsi="Consolas" w:cs="Courier New"/>
+          <w:color w:val="000000"/>
+          <w:sz w:val="18"/>
+          <w:szCs w:val="18"/>
+        </w:rPr>
+        <w:t xml:space="preserve">*’ </w:t>
+      </w:r>
+      <w:proofErr w:type="gramStart"/>
+      <w:r>
+        <w:rPr>
+          <w:rFonts w:ascii="Consolas" w:eastAsia="Times New Roman" w:hAnsi="Consolas" w:cs="Courier New"/>
+          <w:color w:val="000000"/>
+          <w:sz w:val="18"/>
+          <w:szCs w:val="18"/>
+        </w:rPr>
+        <w:t>0.01 ‘*</w:t>
+      </w:r>
+      <w:proofErr w:type="gramEnd"/>
+      <w:r>
+        <w:rPr>
+          <w:rFonts w:ascii="Consolas" w:eastAsia="Times New Roman" w:hAnsi="Consolas" w:cs="Courier New"/>
+          <w:color w:val="000000"/>
+          <w:sz w:val="18"/>
+          <w:szCs w:val="18"/>
+        </w:rPr>
+        <w:t xml:space="preserve">’ </w:t>
+      </w:r>
+      <w:proofErr w:type="gramStart"/>
+      <w:r>
+        <w:rPr>
+          <w:rFonts w:ascii="Consolas" w:eastAsia="Times New Roman" w:hAnsi="Consolas" w:cs="Courier New"/>
+          <w:color w:val="000000"/>
+          <w:sz w:val="18"/>
+          <w:szCs w:val="18"/>
+        </w:rPr>
+        <w:t>0.05 ‘.</w:t>
+      </w:r>
+      <w:proofErr w:type="gramEnd"/>
+      <w:r>
+        <w:rPr>
+          <w:rFonts w:ascii="Consolas" w:eastAsia="Times New Roman" w:hAnsi="Consolas" w:cs="Courier New"/>
+          <w:color w:val="000000"/>
+          <w:sz w:val="18"/>
+          <w:szCs w:val="18"/>
+        </w:rPr>
+        <w:t xml:space="preserve">’ </w:t>
+      </w:r>
+      <w:proofErr w:type="gramStart"/>
+      <w:r>
+        <w:rPr>
+          <w:rFonts w:ascii="Consolas" w:eastAsia="Times New Roman" w:hAnsi="Consolas" w:cs="Courier New"/>
+          <w:color w:val="000000"/>
+          <w:sz w:val="18"/>
+          <w:szCs w:val="18"/>
+        </w:rPr>
+        <w:t>0.1 ‘ ’</w:t>
+      </w:r>
+      <w:proofErr w:type="gramEnd"/>
+      <w:r>
+        <w:rPr>
+          <w:rFonts w:ascii="Consolas" w:eastAsia="Times New Roman" w:hAnsi="Consolas" w:cs="Courier New"/>
+          <w:color w:val="000000"/>
+          <w:sz w:val="18"/>
+          <w:szCs w:val="18"/>
+        </w:rPr>
+        <w:t xml:space="preserve"> 1</w:t>
       </w:r>
     </w:p>
     <w:p>
@@ -6667,9 +7876,11 @@
       <w:r>
         <w:t xml:space="preserve"> log10CFUlotini=5, </w:t>
       </w:r>
+      <w:proofErr w:type="spellStart"/>
       <w:r>
         <w:t>Paenibacillus_rel_ab</w:t>
       </w:r>
+      <w:proofErr w:type="spellEnd"/>
       <w:r>
         <w:t xml:space="preserve"> = 0.01</w:t>
       </w:r>
@@ -6693,9 +7904,11 @@
       <w:r>
         <w:t xml:space="preserve"> log10CFUlotini=5, </w:t>
       </w:r>
+      <w:proofErr w:type="spellStart"/>
       <w:r>
         <w:t>Paenibacillus_rel_ab</w:t>
       </w:r>
+      <w:proofErr w:type="spellEnd"/>
       <w:r>
         <w:t xml:space="preserve"> = 0.001</w:t>
       </w:r>
@@ -6746,34 +7959,189 @@
     </w:p>
     <w:p>
       <w:r>
-        <w:t xml:space="preserve">Results of counterfactual simulation with adjusted </w:t>
+        <w:t>To find uncertain parameters which could be adjusted in a counterfactual simulation, l</w:t>
+      </w:r>
+      <w:r>
+        <w:t xml:space="preserve">ots from the validation simulation were </w:t>
+      </w:r>
+      <w:r>
+        <w:t>portioned into two groups, (</w:t>
+      </w:r>
+      <w:proofErr w:type="spellStart"/>
+      <w:r>
+        <w:t>i</w:t>
+      </w:r>
+      <w:proofErr w:type="spellEnd"/>
+      <w:r>
+        <w:t>) high spoilage lots, which had a spoiled proportion above the median proportion on d 21 (i.e., 12%), and (ii) low spoilage lots which had a spoiled proportion at or below the median.</w:t>
+      </w:r>
+      <w:r>
+        <w:t xml:space="preserve"> Between these two groups,</w:t>
+      </w:r>
+      <w:r>
+        <w:t xml:space="preserve"> </w:t>
+      </w:r>
+      <w:r>
+        <w:t xml:space="preserve">the sampled values for the uncertain parameters were compared. </w:t>
+      </w:r>
+      <w:r>
+        <w:t>We</w:t>
+      </w:r>
+      <w:r>
+        <w:t xml:space="preserve"> </w:t>
+      </w:r>
+      <w:proofErr w:type="gramStart"/>
+      <w:r>
+        <w:t>found,</w:t>
+      </w:r>
+      <w:proofErr w:type="gramEnd"/>
+      <w:r>
+        <w:t xml:space="preserve"> that t</w:t>
+      </w:r>
+      <w:r>
+        <w:t xml:space="preserve">he relative abundance of </w:t>
       </w:r>
       <w:r>
         <w:rPr>
           <w:i/>
           <w:iCs/>
         </w:rPr>
-        <w:t>Paen</w:t>
+        <w:t xml:space="preserve">Paenibacillus </w:t>
+      </w:r>
+      <w:r>
+        <w:t xml:space="preserve">showed </w:t>
+      </w:r>
+      <w:r>
+        <w:t xml:space="preserve">the </w:t>
+      </w:r>
+      <w:r>
+        <w:t>biggest difference between</w:t>
+      </w:r>
+      <w:r>
+        <w:t xml:space="preserve"> high spoilage</w:t>
+      </w:r>
+      <w:r>
+        <w:t xml:space="preserve"> lots</w:t>
+      </w:r>
+      <w:r>
+        <w:t xml:space="preserve"> (median relative abundance: 0.0098) vs low spoilage lot</w:t>
+      </w:r>
+      <w:r>
+        <w:t>s (</w:t>
+      </w:r>
+      <w:r>
+        <w:t xml:space="preserve">median relative abundance: </w:t>
+      </w:r>
+      <w:r>
+        <w:t>3.8*10</w:t>
+      </w:r>
+      <w:r>
+        <w:rPr>
+          <w:vertAlign w:val="superscript"/>
+        </w:rPr>
+        <w:t>-7</w:t>
+      </w:r>
+      <w:r>
+        <w:t>)</w:t>
+      </w:r>
+      <w:r>
+        <w:t xml:space="preserve">. </w:t>
+      </w:r>
+      <w:r>
+        <w:t xml:space="preserve">A counterfactual simulation, in which the relative abundance of </w:t>
       </w:r>
       <w:r>
         <w:rPr>
           <w:i/>
           <w:iCs/>
         </w:rPr>
-        <w:t>i</w:t>
+        <w:t>Paenibacillus</w:t>
       </w:r>
       <w:r>
         <w:rPr>
           <w:i/>
           <w:iCs/>
         </w:rPr>
+        <w:t xml:space="preserve"> </w:t>
+      </w:r>
+      <w:r>
+        <w:t>was sampled from a triangular distribution in which the</w:t>
+      </w:r>
+      <w:r>
+        <w:t xml:space="preserve"> </w:t>
+      </w:r>
+      <w:r>
+        <w:t>minimum mode, and maximum were determined to be</w:t>
+      </w:r>
+      <w:r>
+        <w:t xml:space="preserve"> 25</w:t>
+      </w:r>
+      <w:r>
+        <w:rPr>
+          <w:vertAlign w:val="superscript"/>
+        </w:rPr>
+        <w:t>th</w:t>
+      </w:r>
+      <w:r>
+        <w:t>, median, and 75</w:t>
+      </w:r>
+      <w:r>
+        <w:rPr>
+          <w:vertAlign w:val="superscript"/>
+        </w:rPr>
+        <w:t>th</w:t>
+      </w:r>
+      <w:r>
+        <w:t xml:space="preserve"> percentile</w:t>
+      </w:r>
+      <w:r>
+        <w:t xml:space="preserve"> of the </w:t>
+      </w:r>
+      <w:r>
+        <w:rPr>
+          <w:i/>
+          <w:iCs/>
+        </w:rPr>
+        <w:t xml:space="preserve">Paenibacillus </w:t>
+      </w:r>
+      <w:r>
+        <w:t xml:space="preserve">relative abundances from the high spoilage lots, respectively. </w:t>
+      </w:r>
+      <w:r>
+        <w:t xml:space="preserve"> </w:t>
+      </w:r>
+    </w:p>
+    <w:p/>
+    <w:p>
+      <w:r>
+        <w:t xml:space="preserve">Results of counterfactual simulation with adjusted </w:t>
+      </w:r>
+      <w:r>
+        <w:rPr>
+          <w:i/>
+          <w:iCs/>
+        </w:rPr>
+        <w:t>Paen</w:t>
+      </w:r>
+      <w:r>
+        <w:rPr>
+          <w:i/>
+          <w:iCs/>
+        </w:rPr>
+        <w:t>i</w:t>
+      </w:r>
+      <w:r>
+        <w:rPr>
+          <w:i/>
+          <w:iCs/>
+        </w:rPr>
         <w:t>bacillus</w:t>
       </w:r>
       <w:r>
         <w:t xml:space="preserve"> relative abundance</w:t>
       </w:r>
       <w:r>
-        <w:t>s</w:t>
+        <w:t>.</w:t>
       </w:r>
       <w:r>
         <w:t xml:space="preserve"> </w:t>
@@ -6880,7 +8248,15 @@
               <w:t>10</w:t>
             </w:r>
             <w:r>
-              <w:t> cfu/mL</w:t>
+              <w:t> </w:t>
+            </w:r>
+            <w:proofErr w:type="spellStart"/>
+            <w:r>
+              <w:t>cfu</w:t>
+            </w:r>
+            <w:proofErr w:type="spellEnd"/>
+            <w:r>
+              <w:t>/mL</w:t>
             </w:r>
             <w:r>
               <w:rPr>
@@ -6952,7 +8328,15 @@
               <w:t>10</w:t>
             </w:r>
             <w:r>
-              <w:t> cfu/mL)</w:t>
+              <w:t> </w:t>
+            </w:r>
+            <w:proofErr w:type="spellStart"/>
+            <w:r>
+              <w:t>cfu</w:t>
+            </w:r>
+            <w:proofErr w:type="spellEnd"/>
+            <w:r>
+              <w:t>/mL)</w:t>
             </w:r>
             <w:r>
               <w:rPr>
@@ -7626,7 +9010,15 @@
         <w:t>10</w:t>
       </w:r>
       <w:r>
-        <w:t> cfu/mL are presented as point estimate [90% Wilson confidence interval]. </w:t>
+        <w:t> </w:t>
+      </w:r>
+      <w:proofErr w:type="spellStart"/>
+      <w:r>
+        <w:t>cfu</w:t>
+      </w:r>
+      <w:proofErr w:type="spellEnd"/>
+      <w:r>
+        <w:t>/mL are presented as point estimate [90% Wilson confidence interval]. </w:t>
       </w:r>
     </w:p>
     <w:p>
@@ -7694,6 +9086,7 @@
     </w:p>
     <w:p>
       <w:r>
+        <w:lastRenderedPageBreak/>
         <w:t>Growth rate adjustment</w:t>
       </w:r>
       <w:r>
@@ -7705,7 +9098,15 @@
     </w:p>
     <w:p>
       <w:r>
-        <w:t>Data extracted from Figure 1 using a LLM:</w:t>
+        <w:t xml:space="preserve">Data extracted from Figure 1 using </w:t>
+      </w:r>
+      <w:proofErr w:type="gramStart"/>
+      <w:r>
+        <w:t>a</w:t>
+      </w:r>
+      <w:proofErr w:type="gramEnd"/>
+      <w:r>
+        <w:t xml:space="preserve"> LLM:</w:t>
       </w:r>
       <w:r>
         <w:t xml:space="preserve"> </w:t>
@@ -7798,7 +9199,43 @@
           <w:sz w:val="18"/>
           <w:szCs w:val="18"/>
         </w:rPr>
-        <w:t>mod &lt;- lm(derived_gr_d7_d14 ~ past_temp, data)</w:t>
+        <w:t xml:space="preserve">mod &lt;- </w:t>
+      </w:r>
+      <w:proofErr w:type="spellStart"/>
+      <w:r>
+        <w:rPr>
+          <w:rFonts w:ascii="Consolas" w:hAnsi="Consolas"/>
+          <w:sz w:val="18"/>
+          <w:szCs w:val="18"/>
+        </w:rPr>
+        <w:t>lm</w:t>
+      </w:r>
+      <w:proofErr w:type="spellEnd"/>
+      <w:r>
+        <w:rPr>
+          <w:rFonts w:ascii="Consolas" w:hAnsi="Consolas"/>
+          <w:sz w:val="18"/>
+          <w:szCs w:val="18"/>
+        </w:rPr>
+        <w:t xml:space="preserve">(derived_gr_d7_d14 ~ </w:t>
+      </w:r>
+      <w:proofErr w:type="spellStart"/>
+      <w:r>
+        <w:rPr>
+          <w:rFonts w:ascii="Consolas" w:hAnsi="Consolas"/>
+          <w:sz w:val="18"/>
+          <w:szCs w:val="18"/>
+        </w:rPr>
+        <w:t>past_temp</w:t>
+      </w:r>
+      <w:proofErr w:type="spellEnd"/>
+      <w:r>
+        <w:rPr>
+          <w:rFonts w:ascii="Consolas" w:hAnsi="Consolas"/>
+          <w:sz w:val="18"/>
+          <w:szCs w:val="18"/>
+        </w:rPr>
+        <w:t>, data)</w:t>
       </w:r>
     </w:p>
     <w:p>
@@ -7836,7 +9273,6 @@
           <w:sz w:val="18"/>
           <w:szCs w:val="18"/>
         </w:rPr>
-        <w:lastRenderedPageBreak/>
         <w:t>summary(mod)</w:t>
       </w:r>
     </w:p>
@@ -7856,8 +9292,18 @@
           <w:sz w:val="18"/>
           <w:szCs w:val="18"/>
         </w:rPr>
-        <w:t xml:space="preserve">    #Residuals:#</w:t>
-      </w:r>
+        <w:t xml:space="preserve">    </w:t>
+      </w:r>
+      <w:proofErr w:type="gramStart"/>
+      <w:r>
+        <w:rPr>
+          <w:rFonts w:ascii="Consolas" w:hAnsi="Consolas"/>
+          <w:sz w:val="18"/>
+          <w:szCs w:val="18"/>
+        </w:rPr>
+        <w:t>#Residuals:#</w:t>
+      </w:r>
+      <w:proofErr w:type="gramEnd"/>
     </w:p>
     <w:p>
       <w:pPr>
@@ -7951,7 +9397,25 @@
           <w:sz w:val="18"/>
           <w:szCs w:val="18"/>
         </w:rPr>
-        <w:t xml:space="preserve">    #  Estimate Std. Error t value Pr(&gt;|t|)  </w:t>
+        <w:t xml:space="preserve">    #  Estimate Std. Error t value </w:t>
+      </w:r>
+      <w:proofErr w:type="spellStart"/>
+      <w:r>
+        <w:rPr>
+          <w:rFonts w:ascii="Consolas" w:hAnsi="Consolas"/>
+          <w:sz w:val="18"/>
+          <w:szCs w:val="18"/>
+        </w:rPr>
+        <w:t>Pr</w:t>
+      </w:r>
+      <w:proofErr w:type="spellEnd"/>
+      <w:r>
+        <w:rPr>
+          <w:rFonts w:ascii="Consolas" w:hAnsi="Consolas"/>
+          <w:sz w:val="18"/>
+          <w:szCs w:val="18"/>
+        </w:rPr>
+        <w:t xml:space="preserve">(&gt;|t|)  </w:t>
       </w:r>
     </w:p>
     <w:p>
@@ -8027,7 +9491,97 @@
           <w:sz w:val="18"/>
           <w:szCs w:val="18"/>
         </w:rPr>
-        <w:t xml:space="preserve">    #  Signif. codes:  0 ‘***’ 0.001 ‘**’ 0.01 ‘*’ 0.05 ‘.’ 0.1 ‘ ’ 1</w:t>
+        <w:t xml:space="preserve">    #  </w:t>
+      </w:r>
+      <w:proofErr w:type="spellStart"/>
+      <w:r>
+        <w:rPr>
+          <w:rFonts w:ascii="Consolas" w:hAnsi="Consolas"/>
+          <w:sz w:val="18"/>
+          <w:szCs w:val="18"/>
+        </w:rPr>
+        <w:t>Signif</w:t>
+      </w:r>
+      <w:proofErr w:type="spellEnd"/>
+      <w:r>
+        <w:rPr>
+          <w:rFonts w:ascii="Consolas" w:hAnsi="Consolas"/>
+          <w:sz w:val="18"/>
+          <w:szCs w:val="18"/>
+        </w:rPr>
+        <w:t xml:space="preserve">. codes:  0 ‘***’ </w:t>
+      </w:r>
+      <w:proofErr w:type="gramStart"/>
+      <w:r>
+        <w:rPr>
+          <w:rFonts w:ascii="Consolas" w:hAnsi="Consolas"/>
+          <w:sz w:val="18"/>
+          <w:szCs w:val="18"/>
+        </w:rPr>
+        <w:t>0.001 ‘*</w:t>
+      </w:r>
+      <w:proofErr w:type="gramEnd"/>
+      <w:r>
+        <w:rPr>
+          <w:rFonts w:ascii="Consolas" w:hAnsi="Consolas"/>
+          <w:sz w:val="18"/>
+          <w:szCs w:val="18"/>
+        </w:rPr>
+        <w:t xml:space="preserve">*’ </w:t>
+      </w:r>
+      <w:proofErr w:type="gramStart"/>
+      <w:r>
+        <w:rPr>
+          <w:rFonts w:ascii="Consolas" w:hAnsi="Consolas"/>
+          <w:sz w:val="18"/>
+          <w:szCs w:val="18"/>
+        </w:rPr>
+        <w:t>0.01 ‘*</w:t>
+      </w:r>
+      <w:proofErr w:type="gramEnd"/>
+      <w:r>
+        <w:rPr>
+          <w:rFonts w:ascii="Consolas" w:hAnsi="Consolas"/>
+          <w:sz w:val="18"/>
+          <w:szCs w:val="18"/>
+        </w:rPr>
+        <w:t xml:space="preserve">’ </w:t>
+      </w:r>
+      <w:proofErr w:type="gramStart"/>
+      <w:r>
+        <w:rPr>
+          <w:rFonts w:ascii="Consolas" w:hAnsi="Consolas"/>
+          <w:sz w:val="18"/>
+          <w:szCs w:val="18"/>
+        </w:rPr>
+        <w:t>0.05 ‘.</w:t>
+      </w:r>
+      <w:proofErr w:type="gramEnd"/>
+      <w:r>
+        <w:rPr>
+          <w:rFonts w:ascii="Consolas" w:hAnsi="Consolas"/>
+          <w:sz w:val="18"/>
+          <w:szCs w:val="18"/>
+        </w:rPr>
+        <w:t xml:space="preserve">’ </w:t>
+      </w:r>
+      <w:proofErr w:type="gramStart"/>
+      <w:r>
+        <w:rPr>
+          <w:rFonts w:ascii="Consolas" w:hAnsi="Consolas"/>
+          <w:sz w:val="18"/>
+          <w:szCs w:val="18"/>
+        </w:rPr>
+        <w:t>0.1 ‘ ’</w:t>
+      </w:r>
+      <w:proofErr w:type="gramEnd"/>
+      <w:r>
+        <w:rPr>
+          <w:rFonts w:ascii="Consolas" w:hAnsi="Consolas"/>
+          <w:sz w:val="18"/>
+          <w:szCs w:val="18"/>
+        </w:rPr>
+        <w:t xml:space="preserve"> 1</w:t>
       </w:r>
     </w:p>
     <w:p>
@@ -8155,13 +9709,41 @@
           <w:szCs w:val="18"/>
         </w:rPr>
       </w:pPr>
+      <w:proofErr w:type="spellStart"/>
       <w:r>
         <w:rPr>
           <w:rFonts w:ascii="Consolas" w:hAnsi="Consolas"/>
           <w:sz w:val="18"/>
           <w:szCs w:val="18"/>
         </w:rPr>
-        <w:t>coef&lt;- coef(mod)</w:t>
+        <w:t>coef</w:t>
+      </w:r>
+      <w:proofErr w:type="spellEnd"/>
+      <w:r>
+        <w:rPr>
+          <w:rFonts w:ascii="Consolas" w:hAnsi="Consolas"/>
+          <w:sz w:val="18"/>
+          <w:szCs w:val="18"/>
+        </w:rPr>
+        <w:t xml:space="preserve">&lt;- </w:t>
+      </w:r>
+      <w:proofErr w:type="spellStart"/>
+      <w:r>
+        <w:rPr>
+          <w:rFonts w:ascii="Consolas" w:hAnsi="Consolas"/>
+          <w:sz w:val="18"/>
+          <w:szCs w:val="18"/>
+        </w:rPr>
+        <w:t>coef</w:t>
+      </w:r>
+      <w:proofErr w:type="spellEnd"/>
+      <w:r>
+        <w:rPr>
+          <w:rFonts w:ascii="Consolas" w:hAnsi="Consolas"/>
+          <w:sz w:val="18"/>
+          <w:szCs w:val="18"/>
+        </w:rPr>
+        <w:t>(mod)</w:t>
       </w:r>
     </w:p>
     <w:p>
@@ -8180,7 +9762,25 @@
           <w:sz w:val="18"/>
           <w:szCs w:val="18"/>
         </w:rPr>
-        <w:t xml:space="preserve">    #(Intercept)    past_temp </w:t>
+        <w:t xml:space="preserve">    #(Intercept)    </w:t>
+      </w:r>
+      <w:proofErr w:type="spellStart"/>
+      <w:r>
+        <w:rPr>
+          <w:rFonts w:ascii="Consolas" w:hAnsi="Consolas"/>
+          <w:sz w:val="18"/>
+          <w:szCs w:val="18"/>
+        </w:rPr>
+        <w:t>past_temp</w:t>
+      </w:r>
+      <w:proofErr w:type="spellEnd"/>
+      <w:r>
+        <w:rPr>
+          <w:rFonts w:ascii="Consolas" w:hAnsi="Consolas"/>
+          <w:sz w:val="18"/>
+          <w:szCs w:val="18"/>
+        </w:rPr>
+        <w:t xml:space="preserve"> </w:t>
       </w:r>
     </w:p>
     <w:p>
@@ -8223,13 +9823,23 @@
           <w:szCs w:val="18"/>
         </w:rPr>
       </w:pPr>
+      <w:proofErr w:type="spellStart"/>
       <w:r>
         <w:rPr>
           <w:rFonts w:ascii="Consolas" w:hAnsi="Consolas"/>
           <w:sz w:val="18"/>
           <w:szCs w:val="18"/>
         </w:rPr>
-        <w:t>old_temp &lt;- 72</w:t>
+        <w:t>old_temp</w:t>
+      </w:r>
+      <w:proofErr w:type="spellEnd"/>
+      <w:r>
+        <w:rPr>
+          <w:rFonts w:ascii="Consolas" w:hAnsi="Consolas"/>
+          <w:sz w:val="18"/>
+          <w:szCs w:val="18"/>
+        </w:rPr>
+        <w:t xml:space="preserve"> &lt;- 72</w:t>
       </w:r>
     </w:p>
     <w:p>
@@ -8242,13 +9852,23 @@
           <w:szCs w:val="18"/>
         </w:rPr>
       </w:pPr>
+      <w:proofErr w:type="spellStart"/>
       <w:r>
         <w:rPr>
           <w:rFonts w:ascii="Consolas" w:hAnsi="Consolas"/>
           <w:sz w:val="18"/>
           <w:szCs w:val="18"/>
         </w:rPr>
-        <w:t>new_temp &lt;- 80</w:t>
+        <w:t>new_temp</w:t>
+      </w:r>
+      <w:proofErr w:type="spellEnd"/>
+      <w:r>
+        <w:rPr>
+          <w:rFonts w:ascii="Consolas" w:hAnsi="Consolas"/>
+          <w:sz w:val="18"/>
+          <w:szCs w:val="18"/>
+        </w:rPr>
+        <w:t xml:space="preserve"> &lt;- 80</w:t>
       </w:r>
     </w:p>
     <w:p>
@@ -8261,14 +9881,52 @@
           <w:szCs w:val="18"/>
         </w:rPr>
       </w:pPr>
+      <w:proofErr w:type="spellStart"/>
       <w:r>
         <w:rPr>
           <w:rFonts w:ascii="Consolas" w:hAnsi="Consolas"/>
           <w:sz w:val="18"/>
           <w:szCs w:val="18"/>
         </w:rPr>
-        <w:t>temp_diff &lt;- new_temp - old_temp</w:t>
-      </w:r>
+        <w:t>temp_diff</w:t>
+      </w:r>
+      <w:proofErr w:type="spellEnd"/>
+      <w:r>
+        <w:rPr>
+          <w:rFonts w:ascii="Consolas" w:hAnsi="Consolas"/>
+          <w:sz w:val="18"/>
+          <w:szCs w:val="18"/>
+        </w:rPr>
+        <w:t xml:space="preserve"> &lt;- </w:t>
+      </w:r>
+      <w:proofErr w:type="spellStart"/>
+      <w:r>
+        <w:rPr>
+          <w:rFonts w:ascii="Consolas" w:hAnsi="Consolas"/>
+          <w:sz w:val="18"/>
+          <w:szCs w:val="18"/>
+        </w:rPr>
+        <w:t>new_temp</w:t>
+      </w:r>
+      <w:proofErr w:type="spellEnd"/>
+      <w:r>
+        <w:rPr>
+          <w:rFonts w:ascii="Consolas" w:hAnsi="Consolas"/>
+          <w:sz w:val="18"/>
+          <w:szCs w:val="18"/>
+        </w:rPr>
+        <w:t xml:space="preserve"> - </w:t>
+      </w:r>
+      <w:proofErr w:type="spellStart"/>
+      <w:r>
+        <w:rPr>
+          <w:rFonts w:ascii="Consolas" w:hAnsi="Consolas"/>
+          <w:sz w:val="18"/>
+          <w:szCs w:val="18"/>
+        </w:rPr>
+        <w:t>old_temp</w:t>
+      </w:r>
+      <w:proofErr w:type="spellEnd"/>
     </w:p>
     <w:p>
       <w:pPr>
@@ -8280,14 +9938,52 @@
           <w:szCs w:val="18"/>
         </w:rPr>
       </w:pPr>
+      <w:proofErr w:type="spellStart"/>
       <w:r>
         <w:rPr>
           <w:rFonts w:ascii="Consolas" w:hAnsi="Consolas"/>
           <w:sz w:val="18"/>
           <w:szCs w:val="18"/>
         </w:rPr>
-        <w:t>adj_factor &lt;- coef[2]*temp_diff</w:t>
-      </w:r>
+        <w:t>adj_factor</w:t>
+      </w:r>
+      <w:proofErr w:type="spellEnd"/>
+      <w:r>
+        <w:rPr>
+          <w:rFonts w:ascii="Consolas" w:hAnsi="Consolas"/>
+          <w:sz w:val="18"/>
+          <w:szCs w:val="18"/>
+        </w:rPr>
+        <w:t xml:space="preserve"> &lt;- </w:t>
+      </w:r>
+      <w:proofErr w:type="spellStart"/>
+      <w:r>
+        <w:rPr>
+          <w:rFonts w:ascii="Consolas" w:hAnsi="Consolas"/>
+          <w:sz w:val="18"/>
+          <w:szCs w:val="18"/>
+        </w:rPr>
+        <w:t>coef</w:t>
+      </w:r>
+      <w:proofErr w:type="spellEnd"/>
+      <w:r>
+        <w:rPr>
+          <w:rFonts w:ascii="Consolas" w:hAnsi="Consolas"/>
+          <w:sz w:val="18"/>
+          <w:szCs w:val="18"/>
+        </w:rPr>
+        <w:t>[2]*</w:t>
+      </w:r>
+      <w:proofErr w:type="spellStart"/>
+      <w:r>
+        <w:rPr>
+          <w:rFonts w:ascii="Consolas" w:hAnsi="Consolas"/>
+          <w:sz w:val="18"/>
+          <w:szCs w:val="18"/>
+        </w:rPr>
+        <w:t>temp_diff</w:t>
+      </w:r>
+      <w:proofErr w:type="spellEnd"/>
     </w:p>
     <w:p>
       <w:pPr>
@@ -8299,6 +9995,7 @@
           <w:szCs w:val="18"/>
         </w:rPr>
       </w:pPr>
+      <w:proofErr w:type="spellStart"/>
       <w:r>
         <w:rPr>
           <w:rFonts w:ascii="Consolas" w:hAnsi="Consolas"/>
@@ -8307,6 +10004,7 @@
         </w:rPr>
         <w:t>adj_factor</w:t>
       </w:r>
+      <w:proofErr w:type="spellEnd"/>
     </w:p>
     <w:p>
       <w:pPr>
@@ -8388,6 +10086,7 @@
                 <w:b/>
                 <w:bCs/>
               </w:rPr>
+              <w:lastRenderedPageBreak/>
               <w:t>Day</w:t>
             </w:r>
           </w:p>
@@ -8405,6 +10104,7 @@
             <w:hideMark/>
           </w:tcPr>
           <w:p>
+            <w:proofErr w:type="spellStart"/>
             <w:r>
               <w:rPr>
                 <w:b/>
@@ -8412,6 +10112,7 @@
               </w:rPr>
               <w:t>Median_Proportion</w:t>
             </w:r>
+            <w:proofErr w:type="spellEnd"/>
           </w:p>
         </w:tc>
         <w:tc>
@@ -8921,7 +10622,6 @@
                 <w:b/>
                 <w:bCs/>
               </w:rPr>
-              <w:lastRenderedPageBreak/>
               <w:t>50%</w:t>
             </w:r>
           </w:p>
@@ -9899,6 +11599,7 @@
   <w:style w:type="character" w:default="1" w:styleId="DefaultParagraphFont">
     <w:name w:val="Default Paragraph Font"/>
     <w:uiPriority w:val="1"/>
+    <w:semiHidden/>
     <w:unhideWhenUsed/>
   </w:style>
   <w:style w:type="table" w:default="1" w:styleId="TableNormal">
@@ -10598,7 +12299,9 @@
     <w:rsid w:val="006E68AF"/>
     <w:rsid w:val="00717669"/>
     <w:rsid w:val="00871EE2"/>
+    <w:rsid w:val="008A25E7"/>
     <w:rsid w:val="00941F3E"/>
+    <w:rsid w:val="00963C28"/>
     <w:rsid w:val="00A6659D"/>
     <w:rsid w:val="00DA2FD9"/>
     <w:rsid w:val="00E0142F"/>
